--- a/Текст.docx
+++ b/Текст.docx
@@ -401,7 +401,77 @@
           <w:i/>
           <w:iCs/>
         </w:rPr>
+        <w:t xml:space="preserve"> Семантика: модель видит каждый город как отдельный "включатель", не навязывая порядка.</w:t>
+      </w:r>
+    </w:p>
+    <w:p>
+      <w:pPr>
+        <w:rPr>
+          <w:rFonts w:ascii="Times New Roman" w:hAnsi="Times New Roman" w:cs="Times New Roman"/>
+        </w:rPr>
+      </w:pPr>
+      <w:proofErr w:type="spellStart"/>
+      <w:r>
+        <w:rPr>
+          <w:rFonts w:ascii="Times New Roman" w:hAnsi="Times New Roman" w:cs="Times New Roman"/>
+          <w:b/>
+          <w:bCs/>
+        </w:rPr>
+        <w:t>Integer</w:t>
+      </w:r>
+      <w:proofErr w:type="spellEnd"/>
+      <w:r>
+        <w:rPr>
+          <w:rFonts w:ascii="Times New Roman" w:hAnsi="Times New Roman" w:cs="Times New Roman"/>
+          <w:b/>
+          <w:bCs/>
+        </w:rPr>
         <w:t xml:space="preserve"> </w:t>
+      </w:r>
+      <w:proofErr w:type="spellStart"/>
+      <w:r>
+        <w:rPr>
+          <w:rFonts w:ascii="Times New Roman" w:hAnsi="Times New Roman" w:cs="Times New Roman"/>
+          <w:b/>
+          <w:bCs/>
+        </w:rPr>
+        <w:t>Encoding</w:t>
+      </w:r>
+      <w:proofErr w:type="spellEnd"/>
+      <w:r>
+        <w:rPr>
+          <w:rFonts w:ascii="Times New Roman" w:hAnsi="Times New Roman" w:cs="Times New Roman"/>
+        </w:rPr>
+        <w:br/>
+        <w:t>Просто заменяет категории целыми числами (например, от 1 до N). Этот метод </w:t>
+      </w:r>
+      <w:r>
+        <w:rPr>
+          <w:rFonts w:ascii="Times New Roman" w:hAnsi="Times New Roman" w:cs="Times New Roman"/>
+          <w:b/>
+          <w:bCs/>
+        </w:rPr>
+        <w:t>не сохраняет</w:t>
+      </w:r>
+      <w:r>
+        <w:rPr>
+          <w:rFonts w:ascii="Times New Roman" w:hAnsi="Times New Roman" w:cs="Times New Roman"/>
+        </w:rPr>
+        <w:t xml:space="preserve"> семантическую информацию в чистом виде, так как вносит в данные искусственный порядок (категория </w:t>
+      </w:r>
+      <w:proofErr w:type="gramStart"/>
+      <w:r>
+        <w:rPr>
+          <w:rFonts w:ascii="Times New Roman" w:hAnsi="Times New Roman" w:cs="Times New Roman"/>
+        </w:rPr>
+        <w:t>2 &gt;</w:t>
+      </w:r>
+      <w:proofErr w:type="gramEnd"/>
+      <w:r>
+        <w:rPr>
+          <w:rFonts w:ascii="Times New Roman" w:hAnsi="Times New Roman" w:cs="Times New Roman"/>
+        </w:rPr>
+        <w:t xml:space="preserve"> категории 1), что заставляет линейные модели и деревья искать несуществующие числовые зависимости. </w:t>
       </w:r>
       <w:r>
         <w:rPr>
@@ -409,7 +479,23 @@
           <w:i/>
           <w:iCs/>
         </w:rPr>
-        <w:t>Семантика: модель видит каждый город как отдельный "включатель", не навязывая порядка.</w:t>
+        <w:t>Е</w:t>
+      </w:r>
+      <w:r>
+        <w:rPr>
+          <w:rFonts w:ascii="Times New Roman" w:hAnsi="Times New Roman" w:cs="Times New Roman"/>
+          <w:i/>
+          <w:iCs/>
+        </w:rPr>
+        <w:t>динственный случай, когда этот метод оправдан — работа с порядковыми (ординальными) категориями, где градация действительно имеет смысл, например, "младший — средний — старший". Во всех остальных ситуациях его использование может серьезно исказить логику обучения модели.</w:t>
+      </w:r>
+      <w:r>
+        <w:rPr>
+          <w:rFonts w:ascii="Times New Roman" w:hAnsi="Times New Roman" w:cs="Times New Roman"/>
+          <w:i/>
+          <w:iCs/>
+        </w:rPr>
+        <w:t xml:space="preserve"> Просто заменяет города числами, например, по алфавиту: Казань=1, Москва=2, Новгород=3</w:t>
       </w:r>
     </w:p>
     <w:p>
@@ -425,7 +511,8 @@
           <w:b/>
           <w:bCs/>
         </w:rPr>
-        <w:t>Integer</w:t>
+        <w:lastRenderedPageBreak/>
+        <w:t>Entropy</w:t>
       </w:r>
       <w:proofErr w:type="spellEnd"/>
       <w:r>
@@ -451,35 +538,251 @@
           <w:rFonts w:ascii="Times New Roman" w:hAnsi="Times New Roman" w:cs="Times New Roman"/>
         </w:rPr>
         <w:br/>
-        <w:t>Просто заменяет категории целыми числами (например, от 1 до N). Этот метод </w:t>
-      </w:r>
+        <w:t>Использует среднее значение целевой переменной (или энтропию) внутри группы для взвешивания кода категории. В отличие от простого подсчета частот, этот метод сохраняет семантику, связывая категорию с ее статистической значимостью для предсказания цели, что особенно полезно для несбалансированных данных. </w:t>
+      </w:r>
+      <w:r>
+        <w:rPr>
+          <w:rFonts w:ascii="Times New Roman" w:hAnsi="Times New Roman" w:cs="Times New Roman"/>
+          <w:i/>
+          <w:iCs/>
+        </w:rPr>
+        <w:t xml:space="preserve">Дополнительно: он эффективно сжимает информацию о категории в одну числовую переменную, учитывая не только "популярность" значения, но и его "информативность" с точки зрения целевой переменной. </w:t>
+      </w:r>
+      <w:r>
+        <w:rPr>
+          <w:rFonts w:ascii="Times New Roman" w:hAnsi="Times New Roman" w:cs="Times New Roman"/>
+          <w:i/>
+          <w:iCs/>
+        </w:rPr>
+        <w:t>Пример: Категория заменена на её "информативность" — чем выше значение, тем чаще в этой категории встречается целевой класс.</w:t>
+      </w:r>
+    </w:p>
+    <w:p>
+      <w:pPr>
+        <w:rPr>
+          <w:rFonts w:ascii="Times New Roman" w:hAnsi="Times New Roman" w:cs="Times New Roman"/>
+        </w:rPr>
+      </w:pPr>
       <w:r>
         <w:rPr>
           <w:rFonts w:ascii="Times New Roman" w:hAnsi="Times New Roman" w:cs="Times New Roman"/>
           <w:b/>
           <w:bCs/>
         </w:rPr>
-        <w:t>не сохраняет</w:t>
-      </w:r>
-      <w:r>
-        <w:rPr>
-          <w:rFonts w:ascii="Times New Roman" w:hAnsi="Times New Roman" w:cs="Times New Roman"/>
-        </w:rPr>
-        <w:t xml:space="preserve"> семантическую информацию в чистом виде, так как вносит в данные искусственный порядок (категория </w:t>
-      </w:r>
-      <w:proofErr w:type="gramStart"/>
-      <w:r>
-        <w:rPr>
-          <w:rFonts w:ascii="Times New Roman" w:hAnsi="Times New Roman" w:cs="Times New Roman"/>
-        </w:rPr>
-        <w:t>2 &gt;</w:t>
-      </w:r>
-      <w:proofErr w:type="gramEnd"/>
-      <w:r>
-        <w:rPr>
-          <w:rFonts w:ascii="Times New Roman" w:hAnsi="Times New Roman" w:cs="Times New Roman"/>
-        </w:rPr>
-        <w:t xml:space="preserve"> категории 1), что заставляет линейные модели и деревья искать несуществующие числовые зависимости. </w:t>
+        <w:t xml:space="preserve">Target </w:t>
+      </w:r>
+      <w:proofErr w:type="spellStart"/>
+      <w:r>
+        <w:rPr>
+          <w:rFonts w:ascii="Times New Roman" w:hAnsi="Times New Roman" w:cs="Times New Roman"/>
+          <w:b/>
+          <w:bCs/>
+        </w:rPr>
+        <w:t>Encoding</w:t>
+      </w:r>
+      <w:proofErr w:type="spellEnd"/>
+      <w:r>
+        <w:rPr>
+          <w:rFonts w:ascii="Times New Roman" w:hAnsi="Times New Roman" w:cs="Times New Roman"/>
+        </w:rPr>
+        <w:br/>
+        <w:t>Заменяет категорию на среднее значение целевой переменной по этой группе. Он отлично сохраняет семантику, напрямую улавливая связь категории с результатом, но требует регуляризации (сглаживания), чтобы избежать переобучения на редких значениях. </w:t>
+      </w:r>
+    </w:p>
+    <w:p>
+      <w:pPr>
+        <w:rPr>
+          <w:rFonts w:ascii="Times New Roman" w:hAnsi="Times New Roman" w:cs="Times New Roman"/>
+          <w:lang w:val="en-US"/>
+        </w:rPr>
+      </w:pPr>
+      <w:r>
+        <w:rPr>
+          <w:rFonts w:ascii="Times New Roman" w:hAnsi="Times New Roman" w:cs="Times New Roman"/>
+        </w:rPr>
+        <w:t>Формула</w:t>
+      </w:r>
+      <w:r>
+        <w:rPr>
+          <w:rFonts w:ascii="Times New Roman" w:hAnsi="Times New Roman" w:cs="Times New Roman"/>
+          <w:lang w:val="en-US"/>
+        </w:rPr>
+        <w:t>: (</w:t>
+      </w:r>
+      <w:proofErr w:type="spellStart"/>
+      <w:r>
+        <w:rPr>
+          <w:rFonts w:ascii="Times New Roman" w:hAnsi="Times New Roman" w:cs="Times New Roman"/>
+          <w:lang w:val="en-US"/>
+        </w:rPr>
+        <w:t>mean_cat</w:t>
+      </w:r>
+      <w:proofErr w:type="spellEnd"/>
+      <w:r>
+        <w:rPr>
+          <w:rFonts w:ascii="Times New Roman" w:hAnsi="Times New Roman" w:cs="Times New Roman"/>
+          <w:lang w:val="en-US"/>
+        </w:rPr>
+        <w:t xml:space="preserve"> * </w:t>
+      </w:r>
+      <w:proofErr w:type="spellStart"/>
+      <w:r>
+        <w:rPr>
+          <w:rFonts w:ascii="Times New Roman" w:hAnsi="Times New Roman" w:cs="Times New Roman"/>
+          <w:lang w:val="en-US"/>
+        </w:rPr>
+        <w:t>n_cat</w:t>
+      </w:r>
+      <w:proofErr w:type="spellEnd"/>
+      <w:r>
+        <w:rPr>
+          <w:rFonts w:ascii="Times New Roman" w:hAnsi="Times New Roman" w:cs="Times New Roman"/>
+          <w:lang w:val="en-US"/>
+        </w:rPr>
+        <w:t xml:space="preserve"> + </w:t>
+      </w:r>
+      <w:proofErr w:type="spellStart"/>
+      <w:r>
+        <w:rPr>
+          <w:rFonts w:ascii="Times New Roman" w:hAnsi="Times New Roman" w:cs="Times New Roman"/>
+          <w:lang w:val="en-US"/>
+        </w:rPr>
+        <w:t>global_mean</w:t>
+      </w:r>
+      <w:proofErr w:type="spellEnd"/>
+      <w:r>
+        <w:rPr>
+          <w:rFonts w:ascii="Times New Roman" w:hAnsi="Times New Roman" w:cs="Times New Roman"/>
+          <w:lang w:val="en-US"/>
+        </w:rPr>
+        <w:t xml:space="preserve"> * m) / (</w:t>
+      </w:r>
+      <w:proofErr w:type="spellStart"/>
+      <w:r>
+        <w:rPr>
+          <w:rFonts w:ascii="Times New Roman" w:hAnsi="Times New Roman" w:cs="Times New Roman"/>
+          <w:lang w:val="en-US"/>
+        </w:rPr>
+        <w:t>n_cat</w:t>
+      </w:r>
+      <w:proofErr w:type="spellEnd"/>
+      <w:r>
+        <w:rPr>
+          <w:rFonts w:ascii="Times New Roman" w:hAnsi="Times New Roman" w:cs="Times New Roman"/>
+          <w:lang w:val="en-US"/>
+        </w:rPr>
+        <w:t xml:space="preserve"> + m) </w:t>
+      </w:r>
+    </w:p>
+    <w:p>
+      <w:pPr>
+        <w:rPr>
+          <w:rFonts w:ascii="Times New Roman" w:hAnsi="Times New Roman" w:cs="Times New Roman"/>
+        </w:rPr>
+      </w:pPr>
+      <w:r>
+        <w:rPr>
+          <w:rFonts w:ascii="Times New Roman" w:hAnsi="Times New Roman" w:cs="Times New Roman"/>
+        </w:rPr>
+        <w:t xml:space="preserve">Аналогичен </w:t>
+      </w:r>
+      <w:proofErr w:type="spellStart"/>
+      <w:r>
+        <w:rPr>
+          <w:rFonts w:ascii="Times New Roman" w:hAnsi="Times New Roman" w:cs="Times New Roman"/>
+        </w:rPr>
+        <w:t>entropy</w:t>
+      </w:r>
+      <w:proofErr w:type="spellEnd"/>
+      <w:r>
+        <w:rPr>
+          <w:rFonts w:ascii="Times New Roman" w:hAnsi="Times New Roman" w:cs="Times New Roman"/>
+        </w:rPr>
+        <w:t xml:space="preserve"> </w:t>
+      </w:r>
+      <w:proofErr w:type="spellStart"/>
+      <w:r>
+        <w:rPr>
+          <w:rFonts w:ascii="Times New Roman" w:hAnsi="Times New Roman" w:cs="Times New Roman"/>
+        </w:rPr>
+        <w:t>encoding</w:t>
+      </w:r>
+      <w:proofErr w:type="spellEnd"/>
+      <w:r>
+        <w:rPr>
+          <w:rFonts w:ascii="Times New Roman" w:hAnsi="Times New Roman" w:cs="Times New Roman"/>
+        </w:rPr>
+        <w:t xml:space="preserve"> в простейшей форме, но с добавлением сглаживания. Без сглаживания он бы дал те же значения. Добавим сглаживание с глобальным средним (общая доля покупок = 3/6 = 0.5) и параметром m=1</w:t>
+      </w:r>
+    </w:p>
+    <w:p>
+      <w:pPr>
+        <w:rPr>
+          <w:rFonts w:ascii="Times New Roman" w:hAnsi="Times New Roman" w:cs="Times New Roman"/>
+        </w:rPr>
+      </w:pPr>
+      <w:proofErr w:type="spellStart"/>
+      <w:r>
+        <w:rPr>
+          <w:rFonts w:ascii="Times New Roman" w:hAnsi="Times New Roman" w:cs="Times New Roman"/>
+          <w:b/>
+          <w:bCs/>
+        </w:rPr>
+        <w:t>CatBoost</w:t>
+      </w:r>
+      <w:proofErr w:type="spellEnd"/>
+      <w:r>
+        <w:rPr>
+          <w:rFonts w:ascii="Times New Roman" w:hAnsi="Times New Roman" w:cs="Times New Roman"/>
+          <w:b/>
+          <w:bCs/>
+        </w:rPr>
+        <w:t xml:space="preserve"> </w:t>
+      </w:r>
+      <w:proofErr w:type="spellStart"/>
+      <w:r>
+        <w:rPr>
+          <w:rFonts w:ascii="Times New Roman" w:hAnsi="Times New Roman" w:cs="Times New Roman"/>
+          <w:b/>
+          <w:bCs/>
+        </w:rPr>
+        <w:t>Encoding</w:t>
+      </w:r>
+      <w:proofErr w:type="spellEnd"/>
+      <w:r>
+        <w:rPr>
+          <w:rFonts w:ascii="Times New Roman" w:hAnsi="Times New Roman" w:cs="Times New Roman"/>
+        </w:rPr>
+        <w:br/>
+        <w:t xml:space="preserve">Усовершенствованная версия </w:t>
+      </w:r>
+      <w:proofErr w:type="spellStart"/>
+      <w:r>
+        <w:rPr>
+          <w:rFonts w:ascii="Times New Roman" w:hAnsi="Times New Roman" w:cs="Times New Roman"/>
+        </w:rPr>
+        <w:t>target</w:t>
+      </w:r>
+      <w:proofErr w:type="spellEnd"/>
+      <w:r>
+        <w:rPr>
+          <w:rFonts w:ascii="Times New Roman" w:hAnsi="Times New Roman" w:cs="Times New Roman"/>
+        </w:rPr>
+        <w:t xml:space="preserve"> </w:t>
+      </w:r>
+      <w:proofErr w:type="spellStart"/>
+      <w:r>
+        <w:rPr>
+          <w:rFonts w:ascii="Times New Roman" w:hAnsi="Times New Roman" w:cs="Times New Roman"/>
+        </w:rPr>
+        <w:t>encoding</w:t>
+      </w:r>
+      <w:proofErr w:type="spellEnd"/>
+      <w:r>
+        <w:rPr>
+          <w:rFonts w:ascii="Times New Roman" w:hAnsi="Times New Roman" w:cs="Times New Roman"/>
+        </w:rPr>
+        <w:t>, где значение для объекта вычисляется по среднему значения цели </w:t>
       </w:r>
       <w:r>
         <w:rPr>
@@ -487,277 +790,1076 @@
           <w:i/>
           <w:iCs/>
         </w:rPr>
-        <w:t>Е</w:t>
-      </w:r>
-      <w:r>
-        <w:rPr>
-          <w:rFonts w:ascii="Times New Roman" w:hAnsi="Times New Roman" w:cs="Times New Roman"/>
-          <w:i/>
-          <w:iCs/>
-        </w:rPr>
-        <w:t>динственный случай, когда этот метод оправдан — работа с порядковыми (ординальными) категориями, где градация действительно имеет смысл, например, "младший — средний — старший". Во всех остальных ситуациях его использование может серьезно исказить логику обучения модели.</w:t>
-      </w:r>
-      <w:r>
-        <w:rPr>
-          <w:rFonts w:ascii="Times New Roman" w:hAnsi="Times New Roman" w:cs="Times New Roman"/>
-          <w:i/>
-          <w:iCs/>
+        <w:t>только по предыдущим объектам выборки</w:t>
+      </w:r>
+      <w:r>
+        <w:rPr>
+          <w:rFonts w:ascii="Times New Roman" w:hAnsi="Times New Roman" w:cs="Times New Roman"/>
+        </w:rPr>
+        <w:t xml:space="preserve"> (принцип упорядоченности). Это позволяет сохранить максимально чистую семантическую связь, полностью исключая утечку данных и смещение оценки, характерные для классического </w:t>
+      </w:r>
+      <w:proofErr w:type="spellStart"/>
+      <w:r>
+        <w:rPr>
+          <w:rFonts w:ascii="Times New Roman" w:hAnsi="Times New Roman" w:cs="Times New Roman"/>
+        </w:rPr>
+        <w:t>target</w:t>
+      </w:r>
+      <w:proofErr w:type="spellEnd"/>
+      <w:r>
+        <w:rPr>
+          <w:rFonts w:ascii="Times New Roman" w:hAnsi="Times New Roman" w:cs="Times New Roman"/>
         </w:rPr>
         <w:t xml:space="preserve"> </w:t>
       </w:r>
-      <w:r>
-        <w:rPr>
-          <w:rFonts w:ascii="Times New Roman" w:hAnsi="Times New Roman" w:cs="Times New Roman"/>
-          <w:i/>
-          <w:iCs/>
-        </w:rPr>
-        <w:t>Просто заменяет города числами, например, по алфавиту: Казань=1, Москва=2, Новгород=3</w:t>
-      </w:r>
-    </w:p>
-    <w:p>
-      <w:pPr>
-        <w:rPr>
-          <w:rFonts w:ascii="Times New Roman" w:hAnsi="Times New Roman" w:cs="Times New Roman"/>
-        </w:rPr>
-      </w:pPr>
-      <w:proofErr w:type="spellStart"/>
-      <w:r>
-        <w:rPr>
-          <w:rFonts w:ascii="Times New Roman" w:hAnsi="Times New Roman" w:cs="Times New Roman"/>
-          <w:b/>
-          <w:bCs/>
+      <w:proofErr w:type="spellStart"/>
+      <w:r>
+        <w:rPr>
+          <w:rFonts w:ascii="Times New Roman" w:hAnsi="Times New Roman" w:cs="Times New Roman"/>
+        </w:rPr>
+        <w:t>encoding</w:t>
+      </w:r>
+      <w:proofErr w:type="spellEnd"/>
+      <w:r>
+        <w:rPr>
+          <w:rFonts w:ascii="Times New Roman" w:hAnsi="Times New Roman" w:cs="Times New Roman"/>
+        </w:rPr>
+        <w:t>.</w:t>
+      </w:r>
+    </w:p>
+    <w:p>
+      <w:pPr>
+        <w:rPr>
+          <w:rFonts w:ascii="Times New Roman" w:hAnsi="Times New Roman" w:cs="Times New Roman"/>
+        </w:rPr>
+      </w:pPr>
+      <w:r>
+        <w:rPr>
+          <w:rFonts w:ascii="Times New Roman" w:hAnsi="Times New Roman" w:cs="Times New Roman"/>
         </w:rPr>
         <w:lastRenderedPageBreak/>
-        <w:t>Entropy</w:t>
-      </w:r>
-      <w:proofErr w:type="spellEnd"/>
-      <w:r>
-        <w:rPr>
-          <w:rFonts w:ascii="Times New Roman" w:hAnsi="Times New Roman" w:cs="Times New Roman"/>
-          <w:b/>
-          <w:bCs/>
-        </w:rPr>
-        <w:t xml:space="preserve"> </w:t>
-      </w:r>
-      <w:proofErr w:type="spellStart"/>
-      <w:r>
-        <w:rPr>
-          <w:rFonts w:ascii="Times New Roman" w:hAnsi="Times New Roman" w:cs="Times New Roman"/>
-          <w:b/>
-          <w:bCs/>
-        </w:rPr>
-        <w:t>Encoding</w:t>
-      </w:r>
-      <w:proofErr w:type="spellEnd"/>
-      <w:r>
-        <w:rPr>
-          <w:rFonts w:ascii="Times New Roman" w:hAnsi="Times New Roman" w:cs="Times New Roman"/>
-        </w:rPr>
-        <w:br/>
-        <w:t>Использует среднее значение целевой переменной (или энтропию) внутри группы для взвешивания кода категории. В отличие от простого подсчета частот, этот метод сохраняет семантику, связывая категорию с ее статистической значимостью для предсказания цели, что особенно полезно для несбалансированных данных. </w:t>
-      </w:r>
-      <w:r>
-        <w:rPr>
-          <w:rFonts w:ascii="Times New Roman" w:hAnsi="Times New Roman" w:cs="Times New Roman"/>
-          <w:i/>
-          <w:iCs/>
-        </w:rPr>
-        <w:t xml:space="preserve">Дополнительно: он эффективно сжимает информацию о категории в одну числовую переменную, учитывая не только "популярность" значения, но и его "информативность" с точки зрения целевой переменной. </w:t>
-      </w:r>
-      <w:r>
-        <w:rPr>
-          <w:rFonts w:ascii="Times New Roman" w:hAnsi="Times New Roman" w:cs="Times New Roman"/>
-          <w:i/>
-          <w:iCs/>
-        </w:rPr>
-        <w:t>Пример: К</w:t>
-      </w:r>
-      <w:r>
-        <w:rPr>
-          <w:rFonts w:ascii="Times New Roman" w:hAnsi="Times New Roman" w:cs="Times New Roman"/>
-          <w:i/>
-          <w:iCs/>
-        </w:rPr>
-        <w:t>атегория заменена на её "информативность" — чем выше значение, тем чаще в этой категории встречается целевой класс.</w:t>
-      </w:r>
-    </w:p>
-    <w:p>
-      <w:pPr>
-        <w:rPr>
-          <w:rFonts w:ascii="Times New Roman" w:hAnsi="Times New Roman" w:cs="Times New Roman"/>
-        </w:rPr>
-      </w:pPr>
-      <w:r>
-        <w:rPr>
-          <w:rFonts w:ascii="Times New Roman" w:hAnsi="Times New Roman" w:cs="Times New Roman"/>
-          <w:b/>
-          <w:bCs/>
-        </w:rPr>
-        <w:t xml:space="preserve">Target </w:t>
-      </w:r>
-      <w:proofErr w:type="spellStart"/>
-      <w:r>
-        <w:rPr>
-          <w:rFonts w:ascii="Times New Roman" w:hAnsi="Times New Roman" w:cs="Times New Roman"/>
-          <w:b/>
-          <w:bCs/>
-        </w:rPr>
-        <w:t>Encoding</w:t>
-      </w:r>
-      <w:proofErr w:type="spellEnd"/>
-      <w:r>
-        <w:rPr>
-          <w:rFonts w:ascii="Times New Roman" w:hAnsi="Times New Roman" w:cs="Times New Roman"/>
-        </w:rPr>
-        <w:br/>
-        <w:t>Заменяет категорию на среднее значение целевой переменной по этой группе. Он отлично сохраняет семантику, напрямую улавливая связь категории с результатом, но требует регуляризации (сглаживания), чтобы избежать переобучения на редких значениях. </w:t>
-      </w:r>
-    </w:p>
-    <w:p>
-      <w:pPr>
-        <w:rPr>
-          <w:rFonts w:ascii="Times New Roman" w:hAnsi="Times New Roman" w:cs="Times New Roman"/>
-          <w:lang w:val="en-US"/>
-        </w:rPr>
-      </w:pPr>
-      <w:r>
-        <w:rPr>
-          <w:rFonts w:ascii="Times New Roman" w:hAnsi="Times New Roman" w:cs="Times New Roman"/>
-        </w:rPr>
-        <w:t>Формула</w:t>
-      </w:r>
-      <w:r>
-        <w:rPr>
-          <w:rFonts w:ascii="Times New Roman" w:hAnsi="Times New Roman" w:cs="Times New Roman"/>
-          <w:lang w:val="en-US"/>
-        </w:rPr>
-        <w:t>: (</w:t>
-      </w:r>
-      <w:proofErr w:type="spellStart"/>
-      <w:r>
-        <w:rPr>
-          <w:rFonts w:ascii="Times New Roman" w:hAnsi="Times New Roman" w:cs="Times New Roman"/>
-          <w:lang w:val="en-US"/>
-        </w:rPr>
-        <w:t>mean_cat</w:t>
-      </w:r>
-      <w:proofErr w:type="spellEnd"/>
-      <w:r>
-        <w:rPr>
-          <w:rFonts w:ascii="Times New Roman" w:hAnsi="Times New Roman" w:cs="Times New Roman"/>
-          <w:lang w:val="en-US"/>
-        </w:rPr>
-        <w:t xml:space="preserve"> * </w:t>
-      </w:r>
-      <w:proofErr w:type="spellStart"/>
-      <w:r>
-        <w:rPr>
-          <w:rFonts w:ascii="Times New Roman" w:hAnsi="Times New Roman" w:cs="Times New Roman"/>
-          <w:lang w:val="en-US"/>
-        </w:rPr>
-        <w:t>n_cat</w:t>
-      </w:r>
-      <w:proofErr w:type="spellEnd"/>
-      <w:r>
-        <w:rPr>
-          <w:rFonts w:ascii="Times New Roman" w:hAnsi="Times New Roman" w:cs="Times New Roman"/>
-          <w:lang w:val="en-US"/>
-        </w:rPr>
-        <w:t xml:space="preserve"> + </w:t>
-      </w:r>
-      <w:proofErr w:type="spellStart"/>
-      <w:r>
-        <w:rPr>
-          <w:rFonts w:ascii="Times New Roman" w:hAnsi="Times New Roman" w:cs="Times New Roman"/>
-          <w:lang w:val="en-US"/>
-        </w:rPr>
-        <w:t>global_mean</w:t>
-      </w:r>
-      <w:proofErr w:type="spellEnd"/>
-      <w:r>
-        <w:rPr>
-          <w:rFonts w:ascii="Times New Roman" w:hAnsi="Times New Roman" w:cs="Times New Roman"/>
-          <w:lang w:val="en-US"/>
-        </w:rPr>
-        <w:t xml:space="preserve"> * m) / (</w:t>
-      </w:r>
-      <w:proofErr w:type="spellStart"/>
-      <w:r>
-        <w:rPr>
-          <w:rFonts w:ascii="Times New Roman" w:hAnsi="Times New Roman" w:cs="Times New Roman"/>
-          <w:lang w:val="en-US"/>
-        </w:rPr>
-        <w:t>n_cat</w:t>
-      </w:r>
-      <w:proofErr w:type="spellEnd"/>
-      <w:r>
-        <w:rPr>
-          <w:rFonts w:ascii="Times New Roman" w:hAnsi="Times New Roman" w:cs="Times New Roman"/>
-          <w:lang w:val="en-US"/>
-        </w:rPr>
-        <w:t xml:space="preserve"> + m)</w:t>
-      </w:r>
-      <w:r>
-        <w:rPr>
-          <w:rFonts w:ascii="Times New Roman" w:hAnsi="Times New Roman" w:cs="Times New Roman"/>
-          <w:lang w:val="en-US"/>
-        </w:rPr>
-        <w:t xml:space="preserve"> </w:t>
-      </w:r>
-    </w:p>
-    <w:p>
-      <w:pPr>
-        <w:rPr>
-          <w:rFonts w:ascii="Times New Roman" w:hAnsi="Times New Roman" w:cs="Times New Roman"/>
-        </w:rPr>
-      </w:pPr>
-      <w:r>
-        <w:rPr>
-          <w:rFonts w:ascii="Times New Roman" w:hAnsi="Times New Roman" w:cs="Times New Roman"/>
-        </w:rPr>
-        <w:t xml:space="preserve">Аналогичен </w:t>
-      </w:r>
-      <w:proofErr w:type="spellStart"/>
-      <w:r>
-        <w:rPr>
-          <w:rFonts w:ascii="Times New Roman" w:hAnsi="Times New Roman" w:cs="Times New Roman"/>
-        </w:rPr>
-        <w:t>entropy</w:t>
-      </w:r>
-      <w:proofErr w:type="spellEnd"/>
-      <w:r>
-        <w:rPr>
-          <w:rFonts w:ascii="Times New Roman" w:hAnsi="Times New Roman" w:cs="Times New Roman"/>
-        </w:rPr>
-        <w:t xml:space="preserve"> </w:t>
-      </w:r>
-      <w:proofErr w:type="spellStart"/>
-      <w:r>
-        <w:rPr>
-          <w:rFonts w:ascii="Times New Roman" w:hAnsi="Times New Roman" w:cs="Times New Roman"/>
-        </w:rPr>
-        <w:t>encoding</w:t>
-      </w:r>
-      <w:proofErr w:type="spellEnd"/>
-      <w:r>
-        <w:rPr>
-          <w:rFonts w:ascii="Times New Roman" w:hAnsi="Times New Roman" w:cs="Times New Roman"/>
-        </w:rPr>
-        <w:t xml:space="preserve"> в простейшей форме, но с добавлением сглаживания. Без сглаживания он бы дал те же значения. Добавим сглаживание с глобальным средним (общая доля покупок = 3/6 = 0.5) и параметром m=1</w:t>
-      </w:r>
-    </w:p>
-    <w:p>
-      <w:pPr>
-        <w:rPr>
-          <w:rFonts w:ascii="Times New Roman" w:hAnsi="Times New Roman" w:cs="Times New Roman"/>
-        </w:rPr>
-      </w:pPr>
-      <w:proofErr w:type="spellStart"/>
-      <w:r>
-        <w:rPr>
-          <w:rFonts w:ascii="Times New Roman" w:hAnsi="Times New Roman" w:cs="Times New Roman"/>
-          <w:b/>
-          <w:bCs/>
+        <w:drawing>
+          <wp:inline distT="0" distB="0" distL="0" distR="0" wp14:anchorId="2DE382EA" wp14:editId="0C220E86">
+            <wp:extent cx="5077534" cy="5953956"/>
+            <wp:effectExtent l="0" t="0" r="8890" b="8890"/>
+            <wp:docPr id="113232679" name="Рисунок 1"/>
+            <wp:cNvGraphicFramePr>
+              <a:graphicFrameLocks xmlns:a="http://schemas.openxmlformats.org/drawingml/2006/main" noChangeAspect="1"/>
+            </wp:cNvGraphicFramePr>
+            <a:graphic xmlns:a="http://schemas.openxmlformats.org/drawingml/2006/main">
+              <a:graphicData uri="http://schemas.openxmlformats.org/drawingml/2006/picture">
+                <pic:pic xmlns:pic="http://schemas.openxmlformats.org/drawingml/2006/picture">
+                  <pic:nvPicPr>
+                    <pic:cNvPr id="113232679" name=""/>
+                    <pic:cNvPicPr/>
+                  </pic:nvPicPr>
+                  <pic:blipFill>
+                    <a:blip r:embed="rId5"/>
+                    <a:stretch>
+                      <a:fillRect/>
+                    </a:stretch>
+                  </pic:blipFill>
+                  <pic:spPr>
+                    <a:xfrm>
+                      <a:off x="0" y="0"/>
+                      <a:ext cx="5077534" cy="5953956"/>
+                    </a:xfrm>
+                    <a:prstGeom prst="rect">
+                      <a:avLst/>
+                    </a:prstGeom>
+                  </pic:spPr>
+                </pic:pic>
+              </a:graphicData>
+            </a:graphic>
+          </wp:inline>
+        </w:drawing>
+      </w:r>
+    </w:p>
+    <w:p>
+      <w:pPr>
+        <w:rPr>
+          <w:rFonts w:ascii="Times New Roman" w:hAnsi="Times New Roman" w:cs="Times New Roman"/>
+        </w:rPr>
+      </w:pPr>
+      <w:r>
+        <w:rPr>
+          <w:rFonts w:ascii="Times New Roman" w:hAnsi="Times New Roman" w:cs="Times New Roman"/>
+        </w:rPr>
+        <w:t>Метрики качества кодирования категориальных признаков</w:t>
+      </w:r>
+    </w:p>
+    <w:p>
+      <w:pPr>
+        <w:rPr>
+          <w:rFonts w:ascii="Times New Roman" w:hAnsi="Times New Roman" w:cs="Times New Roman"/>
+        </w:rPr>
+      </w:pPr>
+      <w:r>
+        <w:rPr>
+          <w:rFonts w:ascii="Times New Roman" w:hAnsi="Times New Roman" w:cs="Times New Roman"/>
+        </w:rPr>
+        <w:t>1. Качество (</w:t>
+      </w:r>
+      <w:proofErr w:type="spellStart"/>
+      <w:r>
+        <w:rPr>
+          <w:rFonts w:ascii="Times New Roman" w:hAnsi="Times New Roman" w:cs="Times New Roman"/>
+        </w:rPr>
+        <w:t>Overall</w:t>
+      </w:r>
+      <w:proofErr w:type="spellEnd"/>
+      <w:r>
+        <w:rPr>
+          <w:rFonts w:ascii="Times New Roman" w:hAnsi="Times New Roman" w:cs="Times New Roman"/>
+        </w:rPr>
+        <w:t xml:space="preserve"> Quality)</w:t>
+      </w:r>
+    </w:p>
+    <w:p>
+      <w:pPr>
+        <w:rPr>
+          <w:rFonts w:ascii="Times New Roman" w:hAnsi="Times New Roman" w:cs="Times New Roman"/>
+        </w:rPr>
+      </w:pPr>
+      <w:r>
+        <w:rPr>
+          <w:rFonts w:ascii="Times New Roman" w:hAnsi="Times New Roman" w:cs="Times New Roman"/>
+        </w:rPr>
+        <w:t>Параметр</w:t>
+      </w:r>
+      <w:r>
+        <w:rPr>
+          <w:rFonts w:ascii="Times New Roman" w:hAnsi="Times New Roman" w:cs="Times New Roman"/>
+        </w:rPr>
+        <w:tab/>
+        <w:t>Описание</w:t>
+      </w:r>
+    </w:p>
+    <w:p>
+      <w:pPr>
+        <w:rPr>
+          <w:rFonts w:ascii="Times New Roman" w:hAnsi="Times New Roman" w:cs="Times New Roman"/>
+        </w:rPr>
+      </w:pPr>
+      <w:r>
+        <w:rPr>
+          <w:rFonts w:ascii="Times New Roman" w:hAnsi="Times New Roman" w:cs="Times New Roman"/>
+        </w:rPr>
+        <w:t>Формула расчета</w:t>
+      </w:r>
+      <w:r>
+        <w:rPr>
+          <w:rFonts w:ascii="Times New Roman" w:hAnsi="Times New Roman" w:cs="Times New Roman"/>
+        </w:rPr>
+        <w:tab/>
+        <w:t xml:space="preserve">Качество = (Пирсон × 0.35 + </w:t>
+      </w:r>
+      <w:proofErr w:type="spellStart"/>
+      <w:r>
+        <w:rPr>
+          <w:rFonts w:ascii="Times New Roman" w:hAnsi="Times New Roman" w:cs="Times New Roman"/>
+        </w:rPr>
+        <w:t>Спирмен</w:t>
+      </w:r>
+      <w:proofErr w:type="spellEnd"/>
+      <w:r>
+        <w:rPr>
+          <w:rFonts w:ascii="Times New Roman" w:hAnsi="Times New Roman" w:cs="Times New Roman"/>
+        </w:rPr>
+        <w:t xml:space="preserve"> × 0.25 + MI × 0.25 + R² × 0.15) × 100%</w:t>
+      </w:r>
+    </w:p>
+    <w:p>
+      <w:pPr>
+        <w:rPr>
+          <w:rFonts w:ascii="Times New Roman" w:hAnsi="Times New Roman" w:cs="Times New Roman"/>
+        </w:rPr>
+      </w:pPr>
+      <w:r>
+        <w:rPr>
+          <w:rFonts w:ascii="Times New Roman" w:hAnsi="Times New Roman" w:cs="Times New Roman"/>
+        </w:rPr>
+        <w:t>Диапазон значений</w:t>
+      </w:r>
+      <w:r>
+        <w:rPr>
+          <w:rFonts w:ascii="Times New Roman" w:hAnsi="Times New Roman" w:cs="Times New Roman"/>
+        </w:rPr>
+        <w:tab/>
+      </w:r>
+      <w:proofErr w:type="gramStart"/>
+      <w:r>
+        <w:rPr>
+          <w:rFonts w:ascii="Times New Roman" w:hAnsi="Times New Roman" w:cs="Times New Roman"/>
+        </w:rPr>
+        <w:t>0% – 100%</w:t>
+      </w:r>
+      <w:proofErr w:type="gramEnd"/>
+      <w:r>
+        <w:rPr>
+          <w:rFonts w:ascii="Times New Roman" w:hAnsi="Times New Roman" w:cs="Times New Roman"/>
+        </w:rPr>
+        <w:t xml:space="preserve"> (в вашей реализации ограничено </w:t>
+      </w:r>
+      <w:proofErr w:type="gramStart"/>
+      <w:r>
+        <w:rPr>
+          <w:rFonts w:ascii="Times New Roman" w:hAnsi="Times New Roman" w:cs="Times New Roman"/>
+        </w:rPr>
+        <w:t>5% – 98%</w:t>
+      </w:r>
+      <w:proofErr w:type="gramEnd"/>
+      <w:r>
+        <w:rPr>
+          <w:rFonts w:ascii="Times New Roman" w:hAnsi="Times New Roman" w:cs="Times New Roman"/>
+        </w:rPr>
+        <w:t>)</w:t>
+      </w:r>
+    </w:p>
+    <w:p>
+      <w:pPr>
+        <w:rPr>
+          <w:rFonts w:ascii="Times New Roman" w:hAnsi="Times New Roman" w:cs="Times New Roman"/>
+        </w:rPr>
+      </w:pPr>
+      <w:r>
+        <w:rPr>
+          <w:rFonts w:ascii="Times New Roman" w:hAnsi="Times New Roman" w:cs="Times New Roman"/>
+        </w:rPr>
+        <w:t>Что показывает</w:t>
+      </w:r>
+      <w:r>
+        <w:rPr>
+          <w:rFonts w:ascii="Times New Roman" w:hAnsi="Times New Roman" w:cs="Times New Roman"/>
+        </w:rPr>
+        <w:tab/>
+        <w:t>Интегральную оценку качества кодирования. Чем выше, тем лучше числовой код отражает зависимость от целевой переменной. Веса подобраны так, чтобы корреляция Пирсона (линейная связь) имела наибольший приоритет, а R² (предсказательная способность) — наименьший.</w:t>
+      </w:r>
+    </w:p>
+    <w:p>
+      <w:pPr>
+        <w:rPr>
+          <w:rFonts w:ascii="Times New Roman" w:hAnsi="Times New Roman" w:cs="Times New Roman"/>
+        </w:rPr>
+      </w:pPr>
+      <w:r>
+        <w:rPr>
+          <w:rFonts w:ascii="Times New Roman" w:hAnsi="Times New Roman" w:cs="Times New Roman"/>
+        </w:rPr>
+        <w:t xml:space="preserve">2. Корреляция Пирсона (Пирсон / </w:t>
+      </w:r>
+      <w:proofErr w:type="spellStart"/>
+      <w:r>
+        <w:rPr>
+          <w:rFonts w:ascii="Times New Roman" w:hAnsi="Times New Roman" w:cs="Times New Roman"/>
+        </w:rPr>
+        <w:t>Correlation</w:t>
+      </w:r>
+      <w:proofErr w:type="spellEnd"/>
+      <w:r>
+        <w:rPr>
+          <w:rFonts w:ascii="Times New Roman" w:hAnsi="Times New Roman" w:cs="Times New Roman"/>
+        </w:rPr>
+        <w:t>)</w:t>
+      </w:r>
+    </w:p>
+    <w:p>
+      <w:pPr>
+        <w:rPr>
+          <w:rFonts w:ascii="Times New Roman" w:hAnsi="Times New Roman" w:cs="Times New Roman"/>
+        </w:rPr>
+      </w:pPr>
+      <w:r>
+        <w:rPr>
+          <w:rFonts w:ascii="Times New Roman" w:hAnsi="Times New Roman" w:cs="Times New Roman"/>
+        </w:rPr>
+        <w:t>Параметр</w:t>
+      </w:r>
+      <w:r>
+        <w:rPr>
+          <w:rFonts w:ascii="Times New Roman" w:hAnsi="Times New Roman" w:cs="Times New Roman"/>
+        </w:rPr>
+        <w:tab/>
+        <w:t>Описание</w:t>
+      </w:r>
+    </w:p>
+    <w:p>
+      <w:pPr>
+        <w:rPr>
+          <w:rFonts w:ascii="Times New Roman" w:hAnsi="Times New Roman" w:cs="Times New Roman"/>
+        </w:rPr>
+      </w:pPr>
+      <w:r>
+        <w:rPr>
+          <w:rFonts w:ascii="Times New Roman" w:hAnsi="Times New Roman" w:cs="Times New Roman"/>
+        </w:rPr>
+        <w:lastRenderedPageBreak/>
+        <w:t>Формула расчета</w:t>
+      </w:r>
+      <w:r>
+        <w:rPr>
+          <w:rFonts w:ascii="Times New Roman" w:hAnsi="Times New Roman" w:cs="Times New Roman"/>
+        </w:rPr>
+        <w:tab/>
+        <w:t xml:space="preserve">r = </w:t>
+      </w:r>
+      <w:proofErr w:type="spellStart"/>
+      <w:r>
+        <w:rPr>
+          <w:rFonts w:ascii="Times New Roman" w:hAnsi="Times New Roman" w:cs="Times New Roman"/>
+        </w:rPr>
+        <w:t>cov</w:t>
+      </w:r>
+      <w:proofErr w:type="spellEnd"/>
+      <w:r>
+        <w:rPr>
+          <w:rFonts w:ascii="Times New Roman" w:hAnsi="Times New Roman" w:cs="Times New Roman"/>
+        </w:rPr>
+        <w:t>(</w:t>
+      </w:r>
+      <w:proofErr w:type="gramStart"/>
+      <w:r>
+        <w:rPr>
+          <w:rFonts w:ascii="Times New Roman" w:hAnsi="Times New Roman" w:cs="Times New Roman"/>
+        </w:rPr>
+        <w:t>X,Y</w:t>
+      </w:r>
+      <w:proofErr w:type="gramEnd"/>
+      <w:r>
+        <w:rPr>
+          <w:rFonts w:ascii="Times New Roman" w:hAnsi="Times New Roman" w:cs="Times New Roman"/>
+        </w:rPr>
+        <w:t xml:space="preserve">) / (σₓ × σᵧ) = </w:t>
+      </w:r>
+      <w:proofErr w:type="gramStart"/>
+      <w:r>
+        <w:rPr>
+          <w:rFonts w:ascii="Times New Roman" w:hAnsi="Times New Roman" w:cs="Times New Roman"/>
+        </w:rPr>
+        <w:t>Σ(</w:t>
+      </w:r>
+      <w:proofErr w:type="gramEnd"/>
+      <w:r>
+        <w:rPr>
+          <w:rFonts w:ascii="Times New Roman" w:hAnsi="Times New Roman" w:cs="Times New Roman"/>
+        </w:rPr>
+        <w:t xml:space="preserve">(xᵢ - </w:t>
+      </w:r>
+      <w:proofErr w:type="gramStart"/>
+      <w:r>
+        <w:rPr>
+          <w:rFonts w:ascii="Times New Roman" w:hAnsi="Times New Roman" w:cs="Times New Roman"/>
+        </w:rPr>
+        <w:t>x̄)(</w:t>
+      </w:r>
+      <w:proofErr w:type="gramEnd"/>
+      <w:r>
+        <w:rPr>
+          <w:rFonts w:ascii="Times New Roman" w:hAnsi="Times New Roman" w:cs="Times New Roman"/>
+        </w:rPr>
+        <w:t xml:space="preserve">yᵢ - ȳ)) / </w:t>
+      </w:r>
+      <w:proofErr w:type="gramStart"/>
+      <w:r>
+        <w:rPr>
+          <w:rFonts w:ascii="Times New Roman" w:hAnsi="Times New Roman" w:cs="Times New Roman"/>
+        </w:rPr>
+        <w:t>√(Σ(</w:t>
+      </w:r>
+      <w:proofErr w:type="gramEnd"/>
+      <w:r>
+        <w:rPr>
+          <w:rFonts w:ascii="Times New Roman" w:hAnsi="Times New Roman" w:cs="Times New Roman"/>
+        </w:rPr>
+        <w:t xml:space="preserve">xᵢ - </w:t>
+      </w:r>
+      <w:proofErr w:type="gramStart"/>
+      <w:r>
+        <w:rPr>
+          <w:rFonts w:ascii="Times New Roman" w:hAnsi="Times New Roman" w:cs="Times New Roman"/>
+        </w:rPr>
+        <w:t>x̄)²</w:t>
+      </w:r>
+      <w:proofErr w:type="gramEnd"/>
+      <w:r>
+        <w:rPr>
+          <w:rFonts w:ascii="Times New Roman" w:hAnsi="Times New Roman" w:cs="Times New Roman"/>
+        </w:rPr>
+        <w:t xml:space="preserve"> × </w:t>
+      </w:r>
+      <w:proofErr w:type="gramStart"/>
+      <w:r>
+        <w:rPr>
+          <w:rFonts w:ascii="Times New Roman" w:hAnsi="Times New Roman" w:cs="Times New Roman"/>
+        </w:rPr>
+        <w:t>Σ(</w:t>
+      </w:r>
+      <w:proofErr w:type="gramEnd"/>
+      <w:r>
+        <w:rPr>
+          <w:rFonts w:ascii="Times New Roman" w:hAnsi="Times New Roman" w:cs="Times New Roman"/>
+        </w:rPr>
+        <w:t xml:space="preserve">yᵢ - </w:t>
+      </w:r>
+      <w:proofErr w:type="gramStart"/>
+      <w:r>
+        <w:rPr>
+          <w:rFonts w:ascii="Times New Roman" w:hAnsi="Times New Roman" w:cs="Times New Roman"/>
+        </w:rPr>
+        <w:t>ȳ)²</w:t>
+      </w:r>
+      <w:proofErr w:type="gramEnd"/>
+      <w:r>
+        <w:rPr>
+          <w:rFonts w:ascii="Times New Roman" w:hAnsi="Times New Roman" w:cs="Times New Roman"/>
+        </w:rPr>
+        <w:t>)</w:t>
+      </w:r>
+    </w:p>
+    <w:p>
+      <w:pPr>
+        <w:rPr>
+          <w:rFonts w:ascii="Times New Roman" w:hAnsi="Times New Roman" w:cs="Times New Roman"/>
+        </w:rPr>
+      </w:pPr>
+      <w:r>
+        <w:rPr>
+          <w:rFonts w:ascii="Times New Roman" w:hAnsi="Times New Roman" w:cs="Times New Roman"/>
+        </w:rPr>
+        <w:t>Диапазон значений</w:t>
+      </w:r>
+      <w:r>
+        <w:rPr>
+          <w:rFonts w:ascii="Times New Roman" w:hAnsi="Times New Roman" w:cs="Times New Roman"/>
+        </w:rPr>
+        <w:tab/>
+        <w:t>-1.0 до +1.0 (в вашей реализации берется модуль → 0 до 1)</w:t>
+      </w:r>
+    </w:p>
+    <w:p>
+      <w:pPr>
+        <w:rPr>
+          <w:rFonts w:ascii="Times New Roman" w:hAnsi="Times New Roman" w:cs="Times New Roman"/>
+        </w:rPr>
+      </w:pPr>
+      <w:r>
+        <w:rPr>
+          <w:rFonts w:ascii="Times New Roman" w:hAnsi="Times New Roman" w:cs="Times New Roman"/>
+        </w:rPr>
+        <w:t>Что показывает</w:t>
+      </w:r>
+      <w:r>
+        <w:rPr>
+          <w:rFonts w:ascii="Times New Roman" w:hAnsi="Times New Roman" w:cs="Times New Roman"/>
+        </w:rPr>
+        <w:tab/>
+        <w:t>Линейную связь между закодированным значением и целевой переменной.</w:t>
+      </w:r>
+    </w:p>
+    <w:p>
+      <w:pPr>
+        <w:rPr>
+          <w:rFonts w:ascii="Times New Roman" w:hAnsi="Times New Roman" w:cs="Times New Roman"/>
+        </w:rPr>
+      </w:pPr>
+      <w:r>
+        <w:rPr>
+          <w:rFonts w:ascii="Times New Roman" w:hAnsi="Times New Roman" w:cs="Times New Roman"/>
+        </w:rPr>
+        <w:t>• 1.0 — идеальная положительная линейная зависимость (чем больше код, тем больше цена)</w:t>
+      </w:r>
+    </w:p>
+    <w:p>
+      <w:pPr>
+        <w:rPr>
+          <w:rFonts w:ascii="Times New Roman" w:hAnsi="Times New Roman" w:cs="Times New Roman"/>
+        </w:rPr>
+      </w:pPr>
+      <w:r>
+        <w:rPr>
+          <w:rFonts w:ascii="Times New Roman" w:hAnsi="Times New Roman" w:cs="Times New Roman"/>
+        </w:rPr>
+        <w:t>• 0 — линейной связи нет</w:t>
+      </w:r>
+    </w:p>
+    <w:p>
+      <w:pPr>
+        <w:rPr>
+          <w:rFonts w:ascii="Times New Roman" w:hAnsi="Times New Roman" w:cs="Times New Roman"/>
+        </w:rPr>
+      </w:pPr>
+      <w:r>
+        <w:rPr>
+          <w:rFonts w:ascii="Times New Roman" w:hAnsi="Times New Roman" w:cs="Times New Roman"/>
+        </w:rPr>
+        <w:t>• -1.0 — идеальная отрицательная линейная зависимость</w:t>
+      </w:r>
+    </w:p>
+    <w:p>
+      <w:pPr>
+        <w:rPr>
+          <w:rFonts w:ascii="Times New Roman" w:hAnsi="Times New Roman" w:cs="Times New Roman"/>
+        </w:rPr>
+      </w:pPr>
+      <w:r>
+        <w:rPr>
+          <w:rFonts w:ascii="Times New Roman" w:hAnsi="Times New Roman" w:cs="Times New Roman"/>
+        </w:rPr>
+        <w:t xml:space="preserve">3. Корреляция </w:t>
+      </w:r>
+      <w:proofErr w:type="spellStart"/>
+      <w:r>
+        <w:rPr>
+          <w:rFonts w:ascii="Times New Roman" w:hAnsi="Times New Roman" w:cs="Times New Roman"/>
+        </w:rPr>
+        <w:t>Спирмена</w:t>
+      </w:r>
+      <w:proofErr w:type="spellEnd"/>
+      <w:r>
+        <w:rPr>
+          <w:rFonts w:ascii="Times New Roman" w:hAnsi="Times New Roman" w:cs="Times New Roman"/>
+        </w:rPr>
+        <w:t xml:space="preserve"> (</w:t>
+      </w:r>
+      <w:proofErr w:type="spellStart"/>
+      <w:r>
+        <w:rPr>
+          <w:rFonts w:ascii="Times New Roman" w:hAnsi="Times New Roman" w:cs="Times New Roman"/>
+        </w:rPr>
+        <w:t>Спирмен</w:t>
+      </w:r>
+      <w:proofErr w:type="spellEnd"/>
+      <w:r>
+        <w:rPr>
+          <w:rFonts w:ascii="Times New Roman" w:hAnsi="Times New Roman" w:cs="Times New Roman"/>
+        </w:rPr>
+        <w:t xml:space="preserve"> / </w:t>
+      </w:r>
+      <w:proofErr w:type="spellStart"/>
+      <w:r>
+        <w:rPr>
+          <w:rFonts w:ascii="Times New Roman" w:hAnsi="Times New Roman" w:cs="Times New Roman"/>
+        </w:rPr>
+        <w:t>Spearman</w:t>
+      </w:r>
+      <w:proofErr w:type="spellEnd"/>
+      <w:r>
+        <w:rPr>
+          <w:rFonts w:ascii="Times New Roman" w:hAnsi="Times New Roman" w:cs="Times New Roman"/>
+        </w:rPr>
+        <w:t>)</w:t>
+      </w:r>
+    </w:p>
+    <w:p>
+      <w:pPr>
+        <w:rPr>
+          <w:rFonts w:ascii="Times New Roman" w:hAnsi="Times New Roman" w:cs="Times New Roman"/>
+        </w:rPr>
+      </w:pPr>
+      <w:r>
+        <w:rPr>
+          <w:rFonts w:ascii="Times New Roman" w:hAnsi="Times New Roman" w:cs="Times New Roman"/>
+        </w:rPr>
+        <w:t>Параметр</w:t>
+      </w:r>
+      <w:r>
+        <w:rPr>
+          <w:rFonts w:ascii="Times New Roman" w:hAnsi="Times New Roman" w:cs="Times New Roman"/>
+        </w:rPr>
+        <w:tab/>
+        <w:t>Описание</w:t>
+      </w:r>
+    </w:p>
+    <w:p>
+      <w:pPr>
+        <w:rPr>
+          <w:rFonts w:ascii="Times New Roman" w:hAnsi="Times New Roman" w:cs="Times New Roman"/>
+        </w:rPr>
+      </w:pPr>
+      <w:r>
+        <w:rPr>
+          <w:rFonts w:ascii="Times New Roman" w:hAnsi="Times New Roman" w:cs="Times New Roman"/>
+        </w:rPr>
+        <w:t>Формула расчета</w:t>
+      </w:r>
+      <w:r>
+        <w:rPr>
+          <w:rFonts w:ascii="Times New Roman" w:hAnsi="Times New Roman" w:cs="Times New Roman"/>
+        </w:rPr>
+        <w:tab/>
+        <w:t>ρ = 1 - (6 × Σdᵢ²) / (n × (n² - 1)), где dᵢ — разница между рангами значений</w:t>
+      </w:r>
+    </w:p>
+    <w:p>
+      <w:pPr>
+        <w:rPr>
+          <w:rFonts w:ascii="Times New Roman" w:hAnsi="Times New Roman" w:cs="Times New Roman"/>
+        </w:rPr>
+      </w:pPr>
+      <w:r>
+        <w:rPr>
+          <w:rFonts w:ascii="Times New Roman" w:hAnsi="Times New Roman" w:cs="Times New Roman"/>
+        </w:rPr>
+        <w:t>Диапазон значений</w:t>
+      </w:r>
+      <w:r>
+        <w:rPr>
+          <w:rFonts w:ascii="Times New Roman" w:hAnsi="Times New Roman" w:cs="Times New Roman"/>
+        </w:rPr>
+        <w:tab/>
+        <w:t>-1.0 до +1.0 (в вашей реализации берется модуль → 0 до 1)</w:t>
+      </w:r>
+    </w:p>
+    <w:p>
+      <w:pPr>
+        <w:rPr>
+          <w:rFonts w:ascii="Times New Roman" w:hAnsi="Times New Roman" w:cs="Times New Roman"/>
+        </w:rPr>
+      </w:pPr>
+      <w:r>
+        <w:rPr>
+          <w:rFonts w:ascii="Times New Roman" w:hAnsi="Times New Roman" w:cs="Times New Roman"/>
+        </w:rPr>
+        <w:t>Что показывает</w:t>
+      </w:r>
+      <w:r>
+        <w:rPr>
+          <w:rFonts w:ascii="Times New Roman" w:hAnsi="Times New Roman" w:cs="Times New Roman"/>
+        </w:rPr>
+        <w:tab/>
+        <w:t>Монотонную связь между кодом и целевой переменной. Не требует линейности, достаточно, чтобы при увеличении кода целевая переменная в общем случае тоже увеличивалась (или уменьшалась). Устойчива к выбросам, в отличие от корреляции Пирсона.</w:t>
+      </w:r>
+    </w:p>
+    <w:p>
+      <w:pPr>
+        <w:rPr>
+          <w:rFonts w:ascii="Times New Roman" w:hAnsi="Times New Roman" w:cs="Times New Roman"/>
+        </w:rPr>
+      </w:pPr>
+      <w:r>
+        <w:rPr>
+          <w:rFonts w:ascii="Times New Roman" w:hAnsi="Times New Roman" w:cs="Times New Roman"/>
+        </w:rPr>
+        <w:t xml:space="preserve">4. Взаимная информация (MI / </w:t>
+      </w:r>
+      <w:proofErr w:type="spellStart"/>
+      <w:r>
+        <w:rPr>
+          <w:rFonts w:ascii="Times New Roman" w:hAnsi="Times New Roman" w:cs="Times New Roman"/>
+        </w:rPr>
+        <w:t>Mutual</w:t>
+      </w:r>
+      <w:proofErr w:type="spellEnd"/>
+      <w:r>
+        <w:rPr>
+          <w:rFonts w:ascii="Times New Roman" w:hAnsi="Times New Roman" w:cs="Times New Roman"/>
+        </w:rPr>
+        <w:t xml:space="preserve"> Information)</w:t>
+      </w:r>
+    </w:p>
+    <w:p>
+      <w:pPr>
+        <w:rPr>
+          <w:rFonts w:ascii="Times New Roman" w:hAnsi="Times New Roman" w:cs="Times New Roman"/>
+        </w:rPr>
+      </w:pPr>
+      <w:r>
+        <w:rPr>
+          <w:rFonts w:ascii="Times New Roman" w:hAnsi="Times New Roman" w:cs="Times New Roman"/>
+        </w:rPr>
+        <w:t>Параметр</w:t>
+      </w:r>
+      <w:r>
+        <w:rPr>
+          <w:rFonts w:ascii="Times New Roman" w:hAnsi="Times New Roman" w:cs="Times New Roman"/>
+        </w:rPr>
+        <w:tab/>
+        <w:t>Описание</w:t>
+      </w:r>
+    </w:p>
+    <w:p>
+      <w:pPr>
+        <w:rPr>
+          <w:rFonts w:ascii="Times New Roman" w:hAnsi="Times New Roman" w:cs="Times New Roman"/>
+        </w:rPr>
+      </w:pPr>
+      <w:r>
+        <w:rPr>
+          <w:rFonts w:ascii="Times New Roman" w:hAnsi="Times New Roman" w:cs="Times New Roman"/>
+        </w:rPr>
+        <w:t>Формула расчета</w:t>
+      </w:r>
+      <w:r>
+        <w:rPr>
+          <w:rFonts w:ascii="Times New Roman" w:hAnsi="Times New Roman" w:cs="Times New Roman"/>
+        </w:rPr>
+        <w:tab/>
+        <w:t xml:space="preserve">MI = Σ </w:t>
+      </w:r>
+      <w:proofErr w:type="spellStart"/>
+      <w:r>
+        <w:rPr>
+          <w:rFonts w:ascii="Times New Roman" w:hAnsi="Times New Roman" w:cs="Times New Roman"/>
+        </w:rPr>
+        <w:t>Σ</w:t>
+      </w:r>
+      <w:proofErr w:type="spellEnd"/>
+      <w:r>
+        <w:rPr>
+          <w:rFonts w:ascii="Times New Roman" w:hAnsi="Times New Roman" w:cs="Times New Roman"/>
+        </w:rPr>
+        <w:t xml:space="preserve"> p(</w:t>
+      </w:r>
+      <w:proofErr w:type="spellStart"/>
+      <w:proofErr w:type="gramStart"/>
+      <w:r>
+        <w:rPr>
+          <w:rFonts w:ascii="Times New Roman" w:hAnsi="Times New Roman" w:cs="Times New Roman"/>
+        </w:rPr>
+        <w:t>x,y</w:t>
+      </w:r>
+      <w:proofErr w:type="spellEnd"/>
+      <w:proofErr w:type="gramEnd"/>
+      <w:r>
+        <w:rPr>
+          <w:rFonts w:ascii="Times New Roman" w:hAnsi="Times New Roman" w:cs="Times New Roman"/>
+        </w:rPr>
+        <w:t xml:space="preserve">) × </w:t>
+      </w:r>
+      <w:proofErr w:type="spellStart"/>
+      <w:r>
+        <w:rPr>
+          <w:rFonts w:ascii="Times New Roman" w:hAnsi="Times New Roman" w:cs="Times New Roman"/>
+        </w:rPr>
+        <w:t>log</w:t>
+      </w:r>
+      <w:proofErr w:type="spellEnd"/>
+      <w:r>
+        <w:rPr>
+          <w:rFonts w:ascii="Times New Roman" w:hAnsi="Times New Roman" w:cs="Times New Roman"/>
+        </w:rPr>
+        <w:t>(p(</w:t>
+      </w:r>
+      <w:proofErr w:type="spellStart"/>
+      <w:proofErr w:type="gramStart"/>
+      <w:r>
+        <w:rPr>
+          <w:rFonts w:ascii="Times New Roman" w:hAnsi="Times New Roman" w:cs="Times New Roman"/>
+        </w:rPr>
+        <w:t>x,y</w:t>
+      </w:r>
+      <w:proofErr w:type="spellEnd"/>
+      <w:proofErr w:type="gramEnd"/>
+      <w:r>
+        <w:rPr>
+          <w:rFonts w:ascii="Times New Roman" w:hAnsi="Times New Roman" w:cs="Times New Roman"/>
+        </w:rPr>
+        <w:t xml:space="preserve">) / (p(x) × p(y))), затем нормализация: </w:t>
+      </w:r>
+      <w:proofErr w:type="spellStart"/>
+      <w:r>
+        <w:rPr>
+          <w:rFonts w:ascii="Times New Roman" w:hAnsi="Times New Roman" w:cs="Times New Roman"/>
+        </w:rPr>
+        <w:t>MI_norm</w:t>
+      </w:r>
+      <w:proofErr w:type="spellEnd"/>
+      <w:r>
+        <w:rPr>
+          <w:rFonts w:ascii="Times New Roman" w:hAnsi="Times New Roman" w:cs="Times New Roman"/>
+        </w:rPr>
+        <w:t xml:space="preserve"> = MI / </w:t>
+      </w:r>
+      <w:proofErr w:type="spellStart"/>
+      <w:r>
+        <w:rPr>
+          <w:rFonts w:ascii="Times New Roman" w:hAnsi="Times New Roman" w:cs="Times New Roman"/>
+        </w:rPr>
+        <w:t>max</w:t>
+      </w:r>
+      <w:proofErr w:type="spellEnd"/>
+      <w:r>
+        <w:rPr>
+          <w:rFonts w:ascii="Times New Roman" w:hAnsi="Times New Roman" w:cs="Times New Roman"/>
+        </w:rPr>
+        <w:t>(H(X), H(Y))</w:t>
+      </w:r>
+    </w:p>
+    <w:p>
+      <w:pPr>
+        <w:rPr>
+          <w:rFonts w:ascii="Times New Roman" w:hAnsi="Times New Roman" w:cs="Times New Roman"/>
+        </w:rPr>
+      </w:pPr>
+      <w:r>
+        <w:rPr>
+          <w:rFonts w:ascii="Times New Roman" w:hAnsi="Times New Roman" w:cs="Times New Roman"/>
+        </w:rPr>
+        <w:t>где H — энтропия Шеннона</w:t>
+      </w:r>
+    </w:p>
+    <w:p>
+      <w:pPr>
+        <w:rPr>
+          <w:rFonts w:ascii="Times New Roman" w:hAnsi="Times New Roman" w:cs="Times New Roman"/>
+        </w:rPr>
+      </w:pPr>
+      <w:r>
+        <w:rPr>
+          <w:rFonts w:ascii="Times New Roman" w:hAnsi="Times New Roman" w:cs="Times New Roman"/>
+        </w:rPr>
+        <w:t>Диапазон значений</w:t>
+      </w:r>
+      <w:r>
+        <w:rPr>
+          <w:rFonts w:ascii="Times New Roman" w:hAnsi="Times New Roman" w:cs="Times New Roman"/>
+        </w:rPr>
+        <w:tab/>
+        <w:t>0 до 1 (нормированная версия)</w:t>
+      </w:r>
+    </w:p>
+    <w:p>
+      <w:pPr>
+        <w:rPr>
+          <w:rFonts w:ascii="Times New Roman" w:hAnsi="Times New Roman" w:cs="Times New Roman"/>
+        </w:rPr>
+      </w:pPr>
+      <w:r>
+        <w:rPr>
+          <w:rFonts w:ascii="Times New Roman" w:hAnsi="Times New Roman" w:cs="Times New Roman"/>
+        </w:rPr>
+        <w:t>Что показывает</w:t>
+      </w:r>
+      <w:r>
+        <w:rPr>
+          <w:rFonts w:ascii="Times New Roman" w:hAnsi="Times New Roman" w:cs="Times New Roman"/>
+        </w:rPr>
+        <w:tab/>
+        <w:t>Любую (в том числе нелинейную) зависимость между кодом и целью. Сколько информации о целевой переменной дает знание закодированного значения. Не чувствительна к типу связи (линейная, нелинейная, периодическая). Значение 0 означает независимость, 1 — полную детерминированность.</w:t>
+      </w:r>
+    </w:p>
+    <w:p>
+      <w:pPr>
+        <w:rPr>
+          <w:rFonts w:ascii="Times New Roman" w:hAnsi="Times New Roman" w:cs="Times New Roman"/>
+        </w:rPr>
+      </w:pPr>
+      <w:r>
+        <w:rPr>
+          <w:rFonts w:ascii="Times New Roman" w:hAnsi="Times New Roman" w:cs="Times New Roman"/>
+        </w:rPr>
+        <w:t>5. Коэффициент детерминации (R² / R-</w:t>
+      </w:r>
+      <w:proofErr w:type="spellStart"/>
+      <w:r>
+        <w:rPr>
+          <w:rFonts w:ascii="Times New Roman" w:hAnsi="Times New Roman" w:cs="Times New Roman"/>
+        </w:rPr>
+        <w:t>squared</w:t>
+      </w:r>
+      <w:proofErr w:type="spellEnd"/>
+      <w:r>
+        <w:rPr>
+          <w:rFonts w:ascii="Times New Roman" w:hAnsi="Times New Roman" w:cs="Times New Roman"/>
+        </w:rPr>
+        <w:t>)</w:t>
+      </w:r>
+    </w:p>
+    <w:p>
+      <w:pPr>
+        <w:rPr>
+          <w:rFonts w:ascii="Times New Roman" w:hAnsi="Times New Roman" w:cs="Times New Roman"/>
+        </w:rPr>
+      </w:pPr>
+      <w:r>
+        <w:rPr>
+          <w:rFonts w:ascii="Times New Roman" w:hAnsi="Times New Roman" w:cs="Times New Roman"/>
+        </w:rPr>
+        <w:t>Параметр</w:t>
+      </w:r>
+      <w:r>
+        <w:rPr>
+          <w:rFonts w:ascii="Times New Roman" w:hAnsi="Times New Roman" w:cs="Times New Roman"/>
+        </w:rPr>
+        <w:tab/>
+        <w:t>Описание</w:t>
+      </w:r>
+    </w:p>
+    <w:p>
+      <w:pPr>
+        <w:rPr>
+          <w:rFonts w:ascii="Times New Roman" w:hAnsi="Times New Roman" w:cs="Times New Roman"/>
+        </w:rPr>
+      </w:pPr>
+      <w:r>
+        <w:rPr>
+          <w:rFonts w:ascii="Times New Roman" w:hAnsi="Times New Roman" w:cs="Times New Roman"/>
+        </w:rPr>
+        <w:t>Формула расчета</w:t>
+      </w:r>
+      <w:r>
+        <w:rPr>
+          <w:rFonts w:ascii="Times New Roman" w:hAnsi="Times New Roman" w:cs="Times New Roman"/>
+        </w:rPr>
+        <w:tab/>
+        <w:t>R² = 1 - (</w:t>
+      </w:r>
+      <w:proofErr w:type="spellStart"/>
+      <w:r>
+        <w:rPr>
+          <w:rFonts w:ascii="Times New Roman" w:hAnsi="Times New Roman" w:cs="Times New Roman"/>
+        </w:rPr>
+        <w:t>SS_res</w:t>
+      </w:r>
+      <w:proofErr w:type="spellEnd"/>
+      <w:r>
+        <w:rPr>
+          <w:rFonts w:ascii="Times New Roman" w:hAnsi="Times New Roman" w:cs="Times New Roman"/>
+        </w:rPr>
+        <w:t xml:space="preserve"> / </w:t>
+      </w:r>
+      <w:proofErr w:type="spellStart"/>
+      <w:r>
+        <w:rPr>
+          <w:rFonts w:ascii="Times New Roman" w:hAnsi="Times New Roman" w:cs="Times New Roman"/>
+        </w:rPr>
+        <w:t>SS_tot</w:t>
+      </w:r>
+      <w:proofErr w:type="spellEnd"/>
+      <w:r>
+        <w:rPr>
+          <w:rFonts w:ascii="Times New Roman" w:hAnsi="Times New Roman" w:cs="Times New Roman"/>
+        </w:rPr>
+        <w:t>) = 1 - (</w:t>
+      </w:r>
+      <w:proofErr w:type="gramStart"/>
+      <w:r>
+        <w:rPr>
+          <w:rFonts w:ascii="Times New Roman" w:hAnsi="Times New Roman" w:cs="Times New Roman"/>
+        </w:rPr>
+        <w:t>Σ(</w:t>
+      </w:r>
+      <w:proofErr w:type="gramEnd"/>
+      <w:r>
+        <w:rPr>
+          <w:rFonts w:ascii="Times New Roman" w:hAnsi="Times New Roman" w:cs="Times New Roman"/>
+        </w:rPr>
+        <w:t xml:space="preserve">yᵢ - </w:t>
+      </w:r>
+      <w:proofErr w:type="gramStart"/>
+      <w:r>
+        <w:rPr>
+          <w:rFonts w:ascii="Times New Roman" w:hAnsi="Times New Roman" w:cs="Times New Roman"/>
+        </w:rPr>
+        <w:t>ŷᵢ)²</w:t>
+      </w:r>
+      <w:proofErr w:type="gramEnd"/>
+      <w:r>
+        <w:rPr>
+          <w:rFonts w:ascii="Times New Roman" w:hAnsi="Times New Roman" w:cs="Times New Roman"/>
+        </w:rPr>
+        <w:t xml:space="preserve"> / </w:t>
+      </w:r>
+      <w:proofErr w:type="gramStart"/>
+      <w:r>
+        <w:rPr>
+          <w:rFonts w:ascii="Times New Roman" w:hAnsi="Times New Roman" w:cs="Times New Roman"/>
+        </w:rPr>
+        <w:t>Σ(</w:t>
+      </w:r>
+      <w:proofErr w:type="gramEnd"/>
+      <w:r>
+        <w:rPr>
+          <w:rFonts w:ascii="Times New Roman" w:hAnsi="Times New Roman" w:cs="Times New Roman"/>
+        </w:rPr>
+        <w:t xml:space="preserve">yᵢ - </w:t>
+      </w:r>
+      <w:proofErr w:type="gramStart"/>
+      <w:r>
+        <w:rPr>
+          <w:rFonts w:ascii="Times New Roman" w:hAnsi="Times New Roman" w:cs="Times New Roman"/>
+        </w:rPr>
+        <w:t>ȳ)²</w:t>
+      </w:r>
+      <w:proofErr w:type="gramEnd"/>
+      <w:r>
+        <w:rPr>
+          <w:rFonts w:ascii="Times New Roman" w:hAnsi="Times New Roman" w:cs="Times New Roman"/>
+        </w:rPr>
+        <w:t>)</w:t>
+      </w:r>
+    </w:p>
+    <w:p>
+      <w:pPr>
+        <w:rPr>
+          <w:rFonts w:ascii="Times New Roman" w:hAnsi="Times New Roman" w:cs="Times New Roman"/>
+        </w:rPr>
+      </w:pPr>
+      <w:r>
+        <w:rPr>
+          <w:rFonts w:ascii="Times New Roman" w:hAnsi="Times New Roman" w:cs="Times New Roman"/>
+        </w:rPr>
+        <w:t>где ŷ — предсказание на основе кода (линейная регрессия)</w:t>
+      </w:r>
+    </w:p>
+    <w:p>
+      <w:pPr>
+        <w:rPr>
+          <w:rFonts w:ascii="Times New Roman" w:hAnsi="Times New Roman" w:cs="Times New Roman"/>
+        </w:rPr>
+      </w:pPr>
+      <w:r>
+        <w:rPr>
+          <w:rFonts w:ascii="Times New Roman" w:hAnsi="Times New Roman" w:cs="Times New Roman"/>
+        </w:rPr>
+        <w:t>Диапазон значений</w:t>
+      </w:r>
+      <w:r>
+        <w:rPr>
+          <w:rFonts w:ascii="Times New Roman" w:hAnsi="Times New Roman" w:cs="Times New Roman"/>
+        </w:rPr>
+        <w:tab/>
+        <w:t xml:space="preserve">-∞ до 1.0 (в вашей реализации ограничено 0 до 1 через </w:t>
+      </w:r>
+      <w:proofErr w:type="spellStart"/>
+      <w:r>
+        <w:rPr>
+          <w:rFonts w:ascii="Times New Roman" w:hAnsi="Times New Roman" w:cs="Times New Roman"/>
+        </w:rPr>
+        <w:t>Math.Max</w:t>
+      </w:r>
+      <w:proofErr w:type="spellEnd"/>
+      <w:r>
+        <w:rPr>
+          <w:rFonts w:ascii="Times New Roman" w:hAnsi="Times New Roman" w:cs="Times New Roman"/>
+        </w:rPr>
+        <w:t>(0, ...))</w:t>
+      </w:r>
+    </w:p>
+    <w:p>
+      <w:pPr>
+        <w:rPr>
+          <w:rFonts w:ascii="Times New Roman" w:hAnsi="Times New Roman" w:cs="Times New Roman"/>
+        </w:rPr>
+      </w:pPr>
+      <w:r>
+        <w:rPr>
+          <w:rFonts w:ascii="Times New Roman" w:hAnsi="Times New Roman" w:cs="Times New Roman"/>
+        </w:rPr>
+        <w:lastRenderedPageBreak/>
+        <w:t>Что показывает</w:t>
+      </w:r>
+      <w:r>
+        <w:rPr>
+          <w:rFonts w:ascii="Times New Roman" w:hAnsi="Times New Roman" w:cs="Times New Roman"/>
+        </w:rPr>
+        <w:tab/>
+        <w:t xml:space="preserve">Какую долю дисперсии целевой переменной можно объяснить линейной зависимостью от закодированного значения. 1.0 — идеальное линейное предсказание, 0 — модель не лучше среднего значения. В вашем проекте ненулевые значения только у Target и </w:t>
+      </w:r>
+      <w:proofErr w:type="spellStart"/>
+      <w:r>
+        <w:rPr>
+          <w:rFonts w:ascii="Times New Roman" w:hAnsi="Times New Roman" w:cs="Times New Roman"/>
         </w:rPr>
         <w:t>CatBoost</w:t>
       </w:r>
@@ -765,105 +1867,9 @@
       <w:r>
         <w:rPr>
           <w:rFonts w:ascii="Times New Roman" w:hAnsi="Times New Roman" w:cs="Times New Roman"/>
-          <w:b/>
-          <w:bCs/>
-        </w:rPr>
-        <w:t xml:space="preserve"> </w:t>
-      </w:r>
-      <w:proofErr w:type="spellStart"/>
-      <w:r>
-        <w:rPr>
-          <w:rFonts w:ascii="Times New Roman" w:hAnsi="Times New Roman" w:cs="Times New Roman"/>
-          <w:b/>
-          <w:bCs/>
-        </w:rPr>
-        <w:t>Encoding</w:t>
-      </w:r>
-      <w:proofErr w:type="spellEnd"/>
-      <w:r>
-        <w:rPr>
-          <w:rFonts w:ascii="Times New Roman" w:hAnsi="Times New Roman" w:cs="Times New Roman"/>
-        </w:rPr>
-        <w:br/>
-        <w:t xml:space="preserve">Усовершенствованная версия </w:t>
-      </w:r>
-      <w:proofErr w:type="spellStart"/>
-      <w:r>
-        <w:rPr>
-          <w:rFonts w:ascii="Times New Roman" w:hAnsi="Times New Roman" w:cs="Times New Roman"/>
-        </w:rPr>
-        <w:t>target</w:t>
-      </w:r>
-      <w:proofErr w:type="spellEnd"/>
-      <w:r>
-        <w:rPr>
-          <w:rFonts w:ascii="Times New Roman" w:hAnsi="Times New Roman" w:cs="Times New Roman"/>
-        </w:rPr>
-        <w:t xml:space="preserve"> </w:t>
-      </w:r>
-      <w:proofErr w:type="spellStart"/>
-      <w:r>
-        <w:rPr>
-          <w:rFonts w:ascii="Times New Roman" w:hAnsi="Times New Roman" w:cs="Times New Roman"/>
-        </w:rPr>
-        <w:t>encoding</w:t>
-      </w:r>
-      <w:proofErr w:type="spellEnd"/>
-      <w:r>
-        <w:rPr>
-          <w:rFonts w:ascii="Times New Roman" w:hAnsi="Times New Roman" w:cs="Times New Roman"/>
-        </w:rPr>
-        <w:t>, где значение для объекта вычисляется по среднему значения цели </w:t>
-      </w:r>
-      <w:r>
-        <w:rPr>
-          <w:rFonts w:ascii="Times New Roman" w:hAnsi="Times New Roman" w:cs="Times New Roman"/>
-          <w:i/>
-          <w:iCs/>
-        </w:rPr>
-        <w:t>только по предыдущим объектам выборки</w:t>
-      </w:r>
-      <w:r>
-        <w:rPr>
-          <w:rFonts w:ascii="Times New Roman" w:hAnsi="Times New Roman" w:cs="Times New Roman"/>
-        </w:rPr>
-        <w:t xml:space="preserve"> (принцип упорядоченности). Это позволяет сохранить максимально чистую семантическую связь, полностью исключая утечку данных и смещение оценки, характерные для классического </w:t>
-      </w:r>
-      <w:proofErr w:type="spellStart"/>
-      <w:r>
-        <w:rPr>
-          <w:rFonts w:ascii="Times New Roman" w:hAnsi="Times New Roman" w:cs="Times New Roman"/>
-        </w:rPr>
-        <w:t>target</w:t>
-      </w:r>
-      <w:proofErr w:type="spellEnd"/>
-      <w:r>
-        <w:rPr>
-          <w:rFonts w:ascii="Times New Roman" w:hAnsi="Times New Roman" w:cs="Times New Roman"/>
-        </w:rPr>
-        <w:t xml:space="preserve"> </w:t>
-      </w:r>
-      <w:proofErr w:type="spellStart"/>
-      <w:r>
-        <w:rPr>
-          <w:rFonts w:ascii="Times New Roman" w:hAnsi="Times New Roman" w:cs="Times New Roman"/>
-        </w:rPr>
-        <w:t>encoding</w:t>
-      </w:r>
-      <w:proofErr w:type="spellEnd"/>
-      <w:r>
-        <w:rPr>
-          <w:rFonts w:ascii="Times New Roman" w:hAnsi="Times New Roman" w:cs="Times New Roman"/>
-        </w:rPr>
-        <w:t>.</w:t>
-      </w:r>
-    </w:p>
-    <w:p>
-      <w:pPr>
-        <w:rPr>
-          <w:rFonts w:ascii="Times New Roman" w:hAnsi="Times New Roman" w:cs="Times New Roman"/>
-        </w:rPr>
-      </w:pPr>
+        </w:rPr>
+        <w:t xml:space="preserve"> кодирования, так как только они создают осмысленно упорядоченные коды.</w:t>
+      </w:r>
     </w:p>
     <w:p>
       <w:pPr>
@@ -1005,29 +2011,539 @@
         <w:rPr>
           <w:rFonts w:ascii="Times New Roman" w:hAnsi="Times New Roman" w:cs="Times New Roman"/>
         </w:rPr>
-        <w:t xml:space="preserve">В процессе разработки было проведено комплексное тестирование системы кодирования категориальных признаков. Всего разработано и выполнено 17 автоматизированных </w:t>
-      </w:r>
+        <w:t xml:space="preserve">В процессе разработки было проведено комплексное тестирование системы кодирования категориальных признаков. Всего разработано и выполнено 17 автоматизированных тестов с использованием фреймворка </w:t>
+      </w:r>
+      <w:proofErr w:type="spellStart"/>
+      <w:r>
+        <w:rPr>
+          <w:rFonts w:ascii="Times New Roman" w:hAnsi="Times New Roman" w:cs="Times New Roman"/>
+        </w:rPr>
+        <w:t>xUnit</w:t>
+      </w:r>
+      <w:proofErr w:type="spellEnd"/>
+      <w:r>
+        <w:rPr>
+          <w:rFonts w:ascii="Times New Roman" w:hAnsi="Times New Roman" w:cs="Times New Roman"/>
+        </w:rPr>
+        <w:t>, охватывающих модульное и функциональное тестирование.</w:t>
+      </w:r>
+      <w:r>
+        <w:rPr>
+          <w:rFonts w:ascii="Times New Roman" w:hAnsi="Times New Roman" w:cs="Times New Roman"/>
+        </w:rPr>
+        <w:br/>
+        <w:t>Регрессия:</w:t>
+      </w:r>
+      <w:r>
+        <w:rPr>
+          <w:rFonts w:ascii="Times New Roman" w:hAnsi="Times New Roman" w:cs="Times New Roman"/>
+        </w:rPr>
+        <w:br/>
+      </w:r>
+      <w:r>
+        <w:rPr>
+          <w:rFonts w:ascii="Times New Roman" w:hAnsi="Times New Roman" w:cs="Times New Roman"/>
+        </w:rPr>
+        <w:t>Ваша метрика "Качество" считает </w:t>
+      </w:r>
+      <w:r>
+        <w:rPr>
+          <w:rFonts w:ascii="Times New Roman" w:hAnsi="Times New Roman" w:cs="Times New Roman"/>
+          <w:b/>
+          <w:bCs/>
+        </w:rPr>
+        <w:t>попарную корреляцию</w:t>
+      </w:r>
+      <w:r>
+        <w:rPr>
+          <w:rFonts w:ascii="Times New Roman" w:hAnsi="Times New Roman" w:cs="Times New Roman"/>
+        </w:rPr>
+        <w:t> каждого признака с целью, а R² в регрессии считает </w:t>
+      </w:r>
+      <w:r>
+        <w:rPr>
+          <w:rFonts w:ascii="Times New Roman" w:hAnsi="Times New Roman" w:cs="Times New Roman"/>
+          <w:b/>
+          <w:bCs/>
+        </w:rPr>
+        <w:t>совместное предсказание</w:t>
+      </w:r>
+      <w:r>
+        <w:rPr>
+          <w:rFonts w:ascii="Times New Roman" w:hAnsi="Times New Roman" w:cs="Times New Roman"/>
+        </w:rPr>
+        <w:t> всех признаков.</w:t>
+      </w:r>
+    </w:p>
+    <w:p>
+      <w:pPr>
+        <w:rPr>
+          <w:rFonts w:ascii="Times New Roman" w:hAnsi="Times New Roman" w:cs="Times New Roman"/>
+        </w:rPr>
+      </w:pPr>
+      <w:r>
+        <w:rPr>
+          <w:rFonts w:ascii="Times New Roman" w:hAnsi="Times New Roman" w:cs="Times New Roman"/>
+          <w:b/>
+          <w:bCs/>
+        </w:rPr>
+        <w:t>Пример:</w:t>
+      </w:r>
+    </w:p>
+    <w:p>
+      <w:pPr>
+        <w:numPr>
+          <w:ilvl w:val="0"/>
+          <w:numId w:val="6"/>
+        </w:numPr>
+        <w:rPr>
+          <w:rFonts w:ascii="Times New Roman" w:hAnsi="Times New Roman" w:cs="Times New Roman"/>
+        </w:rPr>
+      </w:pPr>
+      <w:r>
+        <w:rPr>
+          <w:rFonts w:ascii="Times New Roman" w:hAnsi="Times New Roman" w:cs="Times New Roman"/>
+        </w:rPr>
+        <w:t>По отдельности </w:t>
+      </w:r>
+      <w:proofErr w:type="spellStart"/>
+      <w:r>
+        <w:rPr>
+          <w:rFonts w:ascii="Times New Roman" w:hAnsi="Times New Roman" w:cs="Times New Roman"/>
+        </w:rPr>
+        <w:t>cylindernumber</w:t>
+      </w:r>
+      <w:proofErr w:type="spellEnd"/>
+      <w:r>
+        <w:rPr>
+          <w:rFonts w:ascii="Times New Roman" w:hAnsi="Times New Roman" w:cs="Times New Roman"/>
+        </w:rPr>
+        <w:t> может иметь корреляцию 0.6</w:t>
+      </w:r>
+    </w:p>
+    <w:p>
+      <w:pPr>
+        <w:numPr>
+          <w:ilvl w:val="0"/>
+          <w:numId w:val="6"/>
+        </w:numPr>
+        <w:rPr>
+          <w:rFonts w:ascii="Times New Roman" w:hAnsi="Times New Roman" w:cs="Times New Roman"/>
+        </w:rPr>
+      </w:pPr>
+      <w:r>
+        <w:rPr>
+          <w:rFonts w:ascii="Times New Roman" w:hAnsi="Times New Roman" w:cs="Times New Roman"/>
+        </w:rPr>
+        <w:t>Вместе с </w:t>
+      </w:r>
+      <w:proofErr w:type="spellStart"/>
+      <w:r>
+        <w:rPr>
+          <w:rFonts w:ascii="Times New Roman" w:hAnsi="Times New Roman" w:cs="Times New Roman"/>
+        </w:rPr>
+        <w:t>fuelsystem</w:t>
+      </w:r>
+      <w:proofErr w:type="spellEnd"/>
+      <w:r>
+        <w:rPr>
+          <w:rFonts w:ascii="Times New Roman" w:hAnsi="Times New Roman" w:cs="Times New Roman"/>
+        </w:rPr>
+        <w:t> и </w:t>
+      </w:r>
+      <w:proofErr w:type="spellStart"/>
+      <w:r>
+        <w:rPr>
+          <w:rFonts w:ascii="Times New Roman" w:hAnsi="Times New Roman" w:cs="Times New Roman"/>
+        </w:rPr>
+        <w:t>drivewheel</w:t>
+      </w:r>
+      <w:proofErr w:type="spellEnd"/>
+      <w:r>
+        <w:rPr>
+          <w:rFonts w:ascii="Times New Roman" w:hAnsi="Times New Roman" w:cs="Times New Roman"/>
+        </w:rPr>
+        <w:t> они дают R² = 0.81</w:t>
+      </w:r>
+    </w:p>
+    <w:p>
+      <w:pPr>
+        <w:rPr>
+          <w:rFonts w:ascii="Times New Roman" w:hAnsi="Times New Roman" w:cs="Times New Roman"/>
+        </w:rPr>
+      </w:pPr>
+      <w:r>
+        <w:rPr>
+          <w:rFonts w:ascii="Times New Roman" w:hAnsi="Times New Roman" w:cs="Times New Roman"/>
+          <w:b/>
+          <w:bCs/>
+        </w:rPr>
+        <w:t>Вывод:</w:t>
+      </w:r>
+      <w:r>
+        <w:rPr>
+          <w:rFonts w:ascii="Times New Roman" w:hAnsi="Times New Roman" w:cs="Times New Roman"/>
+        </w:rPr>
+        <w:t> Ваша метрика "Качество" занижает реальную предсказательную способность, потому что не учитывает </w:t>
+      </w:r>
+      <w:r>
+        <w:rPr>
+          <w:rFonts w:ascii="Times New Roman" w:hAnsi="Times New Roman" w:cs="Times New Roman"/>
+          <w:b/>
+          <w:bCs/>
+        </w:rPr>
+        <w:t>взаимодействие признаков</w:t>
+      </w:r>
+      <w:r>
+        <w:rPr>
+          <w:rFonts w:ascii="Times New Roman" w:hAnsi="Times New Roman" w:cs="Times New Roman"/>
+        </w:rPr>
+        <w:t>.</w:t>
+      </w:r>
+    </w:p>
+    <w:p>
+      <w:pPr>
+        <w:rPr>
+          <w:rFonts w:ascii="Times New Roman" w:hAnsi="Times New Roman" w:cs="Times New Roman"/>
+        </w:rPr>
+      </w:pPr>
+      <w:r>
+        <w:rPr>
+          <w:rFonts w:ascii="Times New Roman" w:hAnsi="Times New Roman" w:cs="Times New Roman"/>
+        </w:rPr>
+        <w:pict w14:anchorId="68260037">
+          <v:rect id="_x0000_i1091" style="width:0;height:.75pt" o:hralign="center" o:hrstd="t" o:hr="t" fillcolor="#a0a0a0" stroked="f"/>
+        </w:pict>
+      </w:r>
+    </w:p>
+    <w:p>
+      <w:pPr>
+        <w:rPr>
+          <w:rFonts w:ascii="Times New Roman" w:hAnsi="Times New Roman" w:cs="Times New Roman"/>
+          <w:b/>
+          <w:bCs/>
+        </w:rPr>
+      </w:pPr>
+      <w:r>
+        <w:rPr>
+          <w:rFonts w:ascii="Times New Roman" w:hAnsi="Times New Roman" w:cs="Times New Roman"/>
+          <w:b/>
+          <w:bCs/>
+        </w:rPr>
+        <w:t>5. Интерпретация MAE и RMSE</w:t>
+      </w:r>
+    </w:p>
+    <w:p>
+      <w:pPr>
+        <w:rPr>
+          <w:rFonts w:ascii="Times New Roman" w:hAnsi="Times New Roman" w:cs="Times New Roman"/>
+        </w:rPr>
+      </w:pPr>
+      <w:r>
+        <w:rPr>
+          <w:rFonts w:ascii="Times New Roman" w:hAnsi="Times New Roman" w:cs="Times New Roman"/>
+          <w:b/>
+          <w:bCs/>
+        </w:rPr>
+        <w:t>MAE (</w:t>
+      </w:r>
+      <w:proofErr w:type="spellStart"/>
+      <w:r>
+        <w:rPr>
+          <w:rFonts w:ascii="Times New Roman" w:hAnsi="Times New Roman" w:cs="Times New Roman"/>
+          <w:b/>
+          <w:bCs/>
+        </w:rPr>
+        <w:t>Mean</w:t>
+      </w:r>
+      <w:proofErr w:type="spellEnd"/>
+      <w:r>
+        <w:rPr>
+          <w:rFonts w:ascii="Times New Roman" w:hAnsi="Times New Roman" w:cs="Times New Roman"/>
+          <w:b/>
+          <w:bCs/>
+        </w:rPr>
+        <w:t xml:space="preserve"> </w:t>
+      </w:r>
+      <w:proofErr w:type="spellStart"/>
+      <w:r>
+        <w:rPr>
+          <w:rFonts w:ascii="Times New Roman" w:hAnsi="Times New Roman" w:cs="Times New Roman"/>
+          <w:b/>
+          <w:bCs/>
+        </w:rPr>
+        <w:t>Absolute</w:t>
+      </w:r>
+      <w:proofErr w:type="spellEnd"/>
+      <w:r>
+        <w:rPr>
+          <w:rFonts w:ascii="Times New Roman" w:hAnsi="Times New Roman" w:cs="Times New Roman"/>
+          <w:b/>
+          <w:bCs/>
+        </w:rPr>
+        <w:t xml:space="preserve"> </w:t>
+      </w:r>
+      <w:proofErr w:type="spellStart"/>
+      <w:r>
+        <w:rPr>
+          <w:rFonts w:ascii="Times New Roman" w:hAnsi="Times New Roman" w:cs="Times New Roman"/>
+          <w:b/>
+          <w:bCs/>
+        </w:rPr>
+        <w:t>Error</w:t>
+      </w:r>
+      <w:proofErr w:type="spellEnd"/>
+      <w:r>
+        <w:rPr>
+          <w:rFonts w:ascii="Times New Roman" w:hAnsi="Times New Roman" w:cs="Times New Roman"/>
+          <w:b/>
+          <w:bCs/>
+        </w:rPr>
+        <w:t>) = $2649</w:t>
+      </w:r>
+      <w:r>
+        <w:rPr>
+          <w:rFonts w:ascii="Times New Roman" w:hAnsi="Times New Roman" w:cs="Times New Roman"/>
+        </w:rPr>
+        <w:t> — средняя ошибка предсказания</w:t>
+      </w:r>
+    </w:p>
+    <w:p>
+      <w:pPr>
+        <w:rPr>
+          <w:rFonts w:ascii="Times New Roman" w:hAnsi="Times New Roman" w:cs="Times New Roman"/>
+        </w:rPr>
+      </w:pPr>
+      <w:r>
+        <w:rPr>
+          <w:rFonts w:ascii="Times New Roman" w:hAnsi="Times New Roman" w:cs="Times New Roman"/>
+          <w:b/>
+          <w:bCs/>
+        </w:rPr>
+        <w:t>Диапазон цен в датасете:</w:t>
+      </w:r>
+    </w:p>
+    <w:p>
+      <w:pPr>
+        <w:numPr>
+          <w:ilvl w:val="0"/>
+          <w:numId w:val="7"/>
+        </w:numPr>
+        <w:rPr>
+          <w:rFonts w:ascii="Times New Roman" w:hAnsi="Times New Roman" w:cs="Times New Roman"/>
+        </w:rPr>
+      </w:pPr>
+      <w:r>
+        <w:rPr>
+          <w:rFonts w:ascii="Times New Roman" w:hAnsi="Times New Roman" w:cs="Times New Roman"/>
+        </w:rPr>
+        <w:t>Минимальная цена: ~$5,000</w:t>
+      </w:r>
+    </w:p>
+    <w:p>
+      <w:pPr>
+        <w:numPr>
+          <w:ilvl w:val="0"/>
+          <w:numId w:val="7"/>
+        </w:numPr>
+        <w:rPr>
+          <w:rFonts w:ascii="Times New Roman" w:hAnsi="Times New Roman" w:cs="Times New Roman"/>
+        </w:rPr>
+      </w:pPr>
+      <w:r>
+        <w:rPr>
+          <w:rFonts w:ascii="Times New Roman" w:hAnsi="Times New Roman" w:cs="Times New Roman"/>
+        </w:rPr>
+        <w:t>Максимальная цена: ~$45,000</w:t>
+      </w:r>
+    </w:p>
+    <w:p>
+      <w:pPr>
+        <w:numPr>
+          <w:ilvl w:val="0"/>
+          <w:numId w:val="7"/>
+        </w:numPr>
+        <w:rPr>
+          <w:rFonts w:ascii="Times New Roman" w:hAnsi="Times New Roman" w:cs="Times New Roman"/>
+        </w:rPr>
+      </w:pPr>
       <w:r>
         <w:rPr>
           <w:rFonts w:ascii="Times New Roman" w:hAnsi="Times New Roman" w:cs="Times New Roman"/>
         </w:rPr>
         <w:lastRenderedPageBreak/>
-        <w:t xml:space="preserve">тестов с использованием фреймворка </w:t>
-      </w:r>
-      <w:proofErr w:type="spellStart"/>
-      <w:r>
-        <w:rPr>
-          <w:rFonts w:ascii="Times New Roman" w:hAnsi="Times New Roman" w:cs="Times New Roman"/>
-        </w:rPr>
-        <w:t>xUnit</w:t>
-      </w:r>
-      <w:proofErr w:type="spellEnd"/>
-      <w:r>
-        <w:rPr>
-          <w:rFonts w:ascii="Times New Roman" w:hAnsi="Times New Roman" w:cs="Times New Roman"/>
-        </w:rPr>
-        <w:t>, охватывающих модульное и функциональное тестирование.</w:t>
-      </w:r>
+        <w:t>Средняя цена: ~$13,000</w:t>
+      </w:r>
+    </w:p>
+    <w:p>
+      <w:pPr>
+        <w:rPr>
+          <w:rFonts w:ascii="Times New Roman" w:hAnsi="Times New Roman" w:cs="Times New Roman"/>
+        </w:rPr>
+      </w:pPr>
+      <w:r>
+        <w:rPr>
+          <w:rFonts w:ascii="Times New Roman" w:hAnsi="Times New Roman" w:cs="Times New Roman"/>
+          <w:b/>
+          <w:bCs/>
+        </w:rPr>
+        <w:t>Ошибка $2649 при средней цене $13,000</w:t>
+      </w:r>
+      <w:r>
+        <w:rPr>
+          <w:rFonts w:ascii="Times New Roman" w:hAnsi="Times New Roman" w:cs="Times New Roman"/>
+        </w:rPr>
+        <w:t> → относительная ошибка </w:t>
+      </w:r>
+      <w:r>
+        <w:rPr>
+          <w:rFonts w:ascii="Times New Roman" w:hAnsi="Times New Roman" w:cs="Times New Roman"/>
+          <w:b/>
+          <w:bCs/>
+        </w:rPr>
+        <w:t>~20%</w:t>
+      </w:r>
+    </w:p>
+    <w:p>
+      <w:pPr>
+        <w:rPr>
+          <w:rFonts w:ascii="Times New Roman" w:hAnsi="Times New Roman" w:cs="Times New Roman"/>
+        </w:rPr>
+      </w:pPr>
+      <w:r>
+        <w:rPr>
+          <w:rFonts w:ascii="Times New Roman" w:hAnsi="Times New Roman" w:cs="Times New Roman"/>
+        </w:rPr>
+        <w:t>Это </w:t>
+      </w:r>
+      <w:r>
+        <w:rPr>
+          <w:rFonts w:ascii="Times New Roman" w:hAnsi="Times New Roman" w:cs="Times New Roman"/>
+          <w:b/>
+          <w:bCs/>
+        </w:rPr>
+        <w:t>хороший результат</w:t>
+      </w:r>
+      <w:r>
+        <w:rPr>
+          <w:rFonts w:ascii="Times New Roman" w:hAnsi="Times New Roman" w:cs="Times New Roman"/>
+        </w:rPr>
+        <w:t> для:</w:t>
+      </w:r>
+    </w:p>
+    <w:p>
+      <w:pPr>
+        <w:numPr>
+          <w:ilvl w:val="0"/>
+          <w:numId w:val="8"/>
+        </w:numPr>
+        <w:rPr>
+          <w:rFonts w:ascii="Times New Roman" w:hAnsi="Times New Roman" w:cs="Times New Roman"/>
+        </w:rPr>
+      </w:pPr>
+      <w:r>
+        <w:rPr>
+          <w:rFonts w:ascii="Times New Roman" w:hAnsi="Times New Roman" w:cs="Times New Roman"/>
+        </w:rPr>
+        <w:t>Всего 3 категориальных признаков</w:t>
+      </w:r>
+    </w:p>
+    <w:p>
+      <w:pPr>
+        <w:numPr>
+          <w:ilvl w:val="0"/>
+          <w:numId w:val="8"/>
+        </w:numPr>
+        <w:rPr>
+          <w:rFonts w:ascii="Times New Roman" w:hAnsi="Times New Roman" w:cs="Times New Roman"/>
+        </w:rPr>
+      </w:pPr>
+      <w:r>
+        <w:rPr>
+          <w:rFonts w:ascii="Times New Roman" w:hAnsi="Times New Roman" w:cs="Times New Roman"/>
+        </w:rPr>
+        <w:t>Без использования числовых признаков (</w:t>
+      </w:r>
+      <w:proofErr w:type="spellStart"/>
+      <w:r>
+        <w:rPr>
+          <w:rFonts w:ascii="Times New Roman" w:hAnsi="Times New Roman" w:cs="Times New Roman"/>
+        </w:rPr>
+        <w:t>wheelbase</w:t>
+      </w:r>
+      <w:proofErr w:type="spellEnd"/>
+      <w:r>
+        <w:rPr>
+          <w:rFonts w:ascii="Times New Roman" w:hAnsi="Times New Roman" w:cs="Times New Roman"/>
+        </w:rPr>
+        <w:t xml:space="preserve">, </w:t>
+      </w:r>
+      <w:proofErr w:type="spellStart"/>
+      <w:r>
+        <w:rPr>
+          <w:rFonts w:ascii="Times New Roman" w:hAnsi="Times New Roman" w:cs="Times New Roman"/>
+        </w:rPr>
+        <w:t>carlength</w:t>
+      </w:r>
+      <w:proofErr w:type="spellEnd"/>
+      <w:r>
+        <w:rPr>
+          <w:rFonts w:ascii="Times New Roman" w:hAnsi="Times New Roman" w:cs="Times New Roman"/>
+        </w:rPr>
+        <w:t xml:space="preserve">, </w:t>
+      </w:r>
+      <w:proofErr w:type="spellStart"/>
+      <w:r>
+        <w:rPr>
+          <w:rFonts w:ascii="Times New Roman" w:hAnsi="Times New Roman" w:cs="Times New Roman"/>
+        </w:rPr>
+        <w:t>engine</w:t>
+      </w:r>
+      <w:proofErr w:type="spellEnd"/>
+      <w:r>
+        <w:rPr>
+          <w:rFonts w:ascii="Times New Roman" w:hAnsi="Times New Roman" w:cs="Times New Roman"/>
+        </w:rPr>
+        <w:t xml:space="preserve"> </w:t>
+      </w:r>
+      <w:proofErr w:type="spellStart"/>
+      <w:r>
+        <w:rPr>
+          <w:rFonts w:ascii="Times New Roman" w:hAnsi="Times New Roman" w:cs="Times New Roman"/>
+        </w:rPr>
+        <w:t>size</w:t>
+      </w:r>
+      <w:proofErr w:type="spellEnd"/>
+      <w:r>
+        <w:rPr>
+          <w:rFonts w:ascii="Times New Roman" w:hAnsi="Times New Roman" w:cs="Times New Roman"/>
+        </w:rPr>
+        <w:t xml:space="preserve"> и т.д.)</w:t>
+      </w:r>
+    </w:p>
+    <w:p>
+      <w:pPr>
+        <w:numPr>
+          <w:ilvl w:val="0"/>
+          <w:numId w:val="8"/>
+        </w:numPr>
+        <w:rPr>
+          <w:rFonts w:ascii="Times New Roman" w:hAnsi="Times New Roman" w:cs="Times New Roman"/>
+        </w:rPr>
+      </w:pPr>
+      <w:r>
+        <w:rPr>
+          <w:rFonts w:ascii="Times New Roman" w:hAnsi="Times New Roman" w:cs="Times New Roman"/>
+        </w:rPr>
+        <w:t>205 записей (маленькая выборка)</w:t>
+      </w:r>
+    </w:p>
+    <w:p>
+      <w:pPr>
+        <w:rPr>
+          <w:rFonts w:ascii="Times New Roman" w:hAnsi="Times New Roman" w:cs="Times New Roman"/>
+        </w:rPr>
+      </w:pPr>
     </w:p>
     <w:p>
       <w:pPr>
@@ -1293,6 +2809,155 @@
     </w:lvl>
   </w:abstractNum>
   <w:abstractNum w:abstractNumId="1" w15:restartNumberingAfterBreak="0">
+    <w:nsid w:val="0374206D"/>
+    <w:multiLevelType w:val="multilevel"/>
+    <w:tmpl w:val="475852CC"/>
+    <w:lvl w:ilvl="0">
+      <w:start w:val="1"/>
+      <w:numFmt w:val="bullet"/>
+      <w:lvlText w:val=""/>
+      <w:lvlJc w:val="left"/>
+      <w:pPr>
+        <w:tabs>
+          <w:tab w:val="num" w:pos="720"/>
+        </w:tabs>
+        <w:ind w:left="720" w:hanging="360"/>
+      </w:pPr>
+      <w:rPr>
+        <w:rFonts w:ascii="Symbol" w:hAnsi="Symbol" w:hint="default"/>
+        <w:sz w:val="20"/>
+      </w:rPr>
+    </w:lvl>
+    <w:lvl w:ilvl="1" w:tentative="1">
+      <w:start w:val="1"/>
+      <w:numFmt w:val="bullet"/>
+      <w:lvlText w:val="o"/>
+      <w:lvlJc w:val="left"/>
+      <w:pPr>
+        <w:tabs>
+          <w:tab w:val="num" w:pos="1440"/>
+        </w:tabs>
+        <w:ind w:left="1440" w:hanging="360"/>
+      </w:pPr>
+      <w:rPr>
+        <w:rFonts w:ascii="Courier New" w:hAnsi="Courier New" w:hint="default"/>
+        <w:sz w:val="20"/>
+      </w:rPr>
+    </w:lvl>
+    <w:lvl w:ilvl="2" w:tentative="1">
+      <w:start w:val="1"/>
+      <w:numFmt w:val="bullet"/>
+      <w:lvlText w:val=""/>
+      <w:lvlJc w:val="left"/>
+      <w:pPr>
+        <w:tabs>
+          <w:tab w:val="num" w:pos="2160"/>
+        </w:tabs>
+        <w:ind w:left="2160" w:hanging="360"/>
+      </w:pPr>
+      <w:rPr>
+        <w:rFonts w:ascii="Wingdings" w:hAnsi="Wingdings" w:hint="default"/>
+        <w:sz w:val="20"/>
+      </w:rPr>
+    </w:lvl>
+    <w:lvl w:ilvl="3" w:tentative="1">
+      <w:start w:val="1"/>
+      <w:numFmt w:val="bullet"/>
+      <w:lvlText w:val=""/>
+      <w:lvlJc w:val="left"/>
+      <w:pPr>
+        <w:tabs>
+          <w:tab w:val="num" w:pos="2880"/>
+        </w:tabs>
+        <w:ind w:left="2880" w:hanging="360"/>
+      </w:pPr>
+      <w:rPr>
+        <w:rFonts w:ascii="Wingdings" w:hAnsi="Wingdings" w:hint="default"/>
+        <w:sz w:val="20"/>
+      </w:rPr>
+    </w:lvl>
+    <w:lvl w:ilvl="4" w:tentative="1">
+      <w:start w:val="1"/>
+      <w:numFmt w:val="bullet"/>
+      <w:lvlText w:val=""/>
+      <w:lvlJc w:val="left"/>
+      <w:pPr>
+        <w:tabs>
+          <w:tab w:val="num" w:pos="3600"/>
+        </w:tabs>
+        <w:ind w:left="3600" w:hanging="360"/>
+      </w:pPr>
+      <w:rPr>
+        <w:rFonts w:ascii="Wingdings" w:hAnsi="Wingdings" w:hint="default"/>
+        <w:sz w:val="20"/>
+      </w:rPr>
+    </w:lvl>
+    <w:lvl w:ilvl="5" w:tentative="1">
+      <w:start w:val="1"/>
+      <w:numFmt w:val="bullet"/>
+      <w:lvlText w:val=""/>
+      <w:lvlJc w:val="left"/>
+      <w:pPr>
+        <w:tabs>
+          <w:tab w:val="num" w:pos="4320"/>
+        </w:tabs>
+        <w:ind w:left="4320" w:hanging="360"/>
+      </w:pPr>
+      <w:rPr>
+        <w:rFonts w:ascii="Wingdings" w:hAnsi="Wingdings" w:hint="default"/>
+        <w:sz w:val="20"/>
+      </w:rPr>
+    </w:lvl>
+    <w:lvl w:ilvl="6" w:tentative="1">
+      <w:start w:val="1"/>
+      <w:numFmt w:val="bullet"/>
+      <w:lvlText w:val=""/>
+      <w:lvlJc w:val="left"/>
+      <w:pPr>
+        <w:tabs>
+          <w:tab w:val="num" w:pos="5040"/>
+        </w:tabs>
+        <w:ind w:left="5040" w:hanging="360"/>
+      </w:pPr>
+      <w:rPr>
+        <w:rFonts w:ascii="Wingdings" w:hAnsi="Wingdings" w:hint="default"/>
+        <w:sz w:val="20"/>
+      </w:rPr>
+    </w:lvl>
+    <w:lvl w:ilvl="7" w:tentative="1">
+      <w:start w:val="1"/>
+      <w:numFmt w:val="bullet"/>
+      <w:lvlText w:val=""/>
+      <w:lvlJc w:val="left"/>
+      <w:pPr>
+        <w:tabs>
+          <w:tab w:val="num" w:pos="5760"/>
+        </w:tabs>
+        <w:ind w:left="5760" w:hanging="360"/>
+      </w:pPr>
+      <w:rPr>
+        <w:rFonts w:ascii="Wingdings" w:hAnsi="Wingdings" w:hint="default"/>
+        <w:sz w:val="20"/>
+      </w:rPr>
+    </w:lvl>
+    <w:lvl w:ilvl="8" w:tentative="1">
+      <w:start w:val="1"/>
+      <w:numFmt w:val="bullet"/>
+      <w:lvlText w:val=""/>
+      <w:lvlJc w:val="left"/>
+      <w:pPr>
+        <w:tabs>
+          <w:tab w:val="num" w:pos="6480"/>
+        </w:tabs>
+        <w:ind w:left="6480" w:hanging="360"/>
+      </w:pPr>
+      <w:rPr>
+        <w:rFonts w:ascii="Wingdings" w:hAnsi="Wingdings" w:hint="default"/>
+        <w:sz w:val="20"/>
+      </w:rPr>
+    </w:lvl>
+  </w:abstractNum>
+  <w:abstractNum w:abstractNumId="2" w15:restartNumberingAfterBreak="0">
     <w:nsid w:val="08D16C30"/>
     <w:multiLevelType w:val="hybridMultilevel"/>
     <w:tmpl w:val="624C670E"/>
@@ -1405,7 +3070,7 @@
       </w:pPr>
     </w:lvl>
   </w:abstractNum>
-  <w:abstractNum w:abstractNumId="2" w15:restartNumberingAfterBreak="0">
+  <w:abstractNum w:abstractNumId="3" w15:restartNumberingAfterBreak="0">
     <w:nsid w:val="0E1E53E2"/>
     <w:multiLevelType w:val="hybridMultilevel"/>
     <w:tmpl w:val="A2E827EA"/>
@@ -1545,7 +3210,156 @@
       </w:rPr>
     </w:lvl>
   </w:abstractNum>
-  <w:abstractNum w:abstractNumId="3" w15:restartNumberingAfterBreak="0">
+  <w:abstractNum w:abstractNumId="4" w15:restartNumberingAfterBreak="0">
+    <w:nsid w:val="196E53DB"/>
+    <w:multiLevelType w:val="multilevel"/>
+    <w:tmpl w:val="6A281310"/>
+    <w:lvl w:ilvl="0">
+      <w:start w:val="1"/>
+      <w:numFmt w:val="bullet"/>
+      <w:lvlText w:val=""/>
+      <w:lvlJc w:val="left"/>
+      <w:pPr>
+        <w:tabs>
+          <w:tab w:val="num" w:pos="720"/>
+        </w:tabs>
+        <w:ind w:left="720" w:hanging="360"/>
+      </w:pPr>
+      <w:rPr>
+        <w:rFonts w:ascii="Symbol" w:hAnsi="Symbol" w:hint="default"/>
+        <w:sz w:val="20"/>
+      </w:rPr>
+    </w:lvl>
+    <w:lvl w:ilvl="1" w:tentative="1">
+      <w:start w:val="1"/>
+      <w:numFmt w:val="bullet"/>
+      <w:lvlText w:val="o"/>
+      <w:lvlJc w:val="left"/>
+      <w:pPr>
+        <w:tabs>
+          <w:tab w:val="num" w:pos="1440"/>
+        </w:tabs>
+        <w:ind w:left="1440" w:hanging="360"/>
+      </w:pPr>
+      <w:rPr>
+        <w:rFonts w:ascii="Courier New" w:hAnsi="Courier New" w:hint="default"/>
+        <w:sz w:val="20"/>
+      </w:rPr>
+    </w:lvl>
+    <w:lvl w:ilvl="2" w:tentative="1">
+      <w:start w:val="1"/>
+      <w:numFmt w:val="bullet"/>
+      <w:lvlText w:val=""/>
+      <w:lvlJc w:val="left"/>
+      <w:pPr>
+        <w:tabs>
+          <w:tab w:val="num" w:pos="2160"/>
+        </w:tabs>
+        <w:ind w:left="2160" w:hanging="360"/>
+      </w:pPr>
+      <w:rPr>
+        <w:rFonts w:ascii="Wingdings" w:hAnsi="Wingdings" w:hint="default"/>
+        <w:sz w:val="20"/>
+      </w:rPr>
+    </w:lvl>
+    <w:lvl w:ilvl="3" w:tentative="1">
+      <w:start w:val="1"/>
+      <w:numFmt w:val="bullet"/>
+      <w:lvlText w:val=""/>
+      <w:lvlJc w:val="left"/>
+      <w:pPr>
+        <w:tabs>
+          <w:tab w:val="num" w:pos="2880"/>
+        </w:tabs>
+        <w:ind w:left="2880" w:hanging="360"/>
+      </w:pPr>
+      <w:rPr>
+        <w:rFonts w:ascii="Wingdings" w:hAnsi="Wingdings" w:hint="default"/>
+        <w:sz w:val="20"/>
+      </w:rPr>
+    </w:lvl>
+    <w:lvl w:ilvl="4" w:tentative="1">
+      <w:start w:val="1"/>
+      <w:numFmt w:val="bullet"/>
+      <w:lvlText w:val=""/>
+      <w:lvlJc w:val="left"/>
+      <w:pPr>
+        <w:tabs>
+          <w:tab w:val="num" w:pos="3600"/>
+        </w:tabs>
+        <w:ind w:left="3600" w:hanging="360"/>
+      </w:pPr>
+      <w:rPr>
+        <w:rFonts w:ascii="Wingdings" w:hAnsi="Wingdings" w:hint="default"/>
+        <w:sz w:val="20"/>
+      </w:rPr>
+    </w:lvl>
+    <w:lvl w:ilvl="5" w:tentative="1">
+      <w:start w:val="1"/>
+      <w:numFmt w:val="bullet"/>
+      <w:lvlText w:val=""/>
+      <w:lvlJc w:val="left"/>
+      <w:pPr>
+        <w:tabs>
+          <w:tab w:val="num" w:pos="4320"/>
+        </w:tabs>
+        <w:ind w:left="4320" w:hanging="360"/>
+      </w:pPr>
+      <w:rPr>
+        <w:rFonts w:ascii="Wingdings" w:hAnsi="Wingdings" w:hint="default"/>
+        <w:sz w:val="20"/>
+      </w:rPr>
+    </w:lvl>
+    <w:lvl w:ilvl="6" w:tentative="1">
+      <w:start w:val="1"/>
+      <w:numFmt w:val="bullet"/>
+      <w:lvlText w:val=""/>
+      <w:lvlJc w:val="left"/>
+      <w:pPr>
+        <w:tabs>
+          <w:tab w:val="num" w:pos="5040"/>
+        </w:tabs>
+        <w:ind w:left="5040" w:hanging="360"/>
+      </w:pPr>
+      <w:rPr>
+        <w:rFonts w:ascii="Wingdings" w:hAnsi="Wingdings" w:hint="default"/>
+        <w:sz w:val="20"/>
+      </w:rPr>
+    </w:lvl>
+    <w:lvl w:ilvl="7" w:tentative="1">
+      <w:start w:val="1"/>
+      <w:numFmt w:val="bullet"/>
+      <w:lvlText w:val=""/>
+      <w:lvlJc w:val="left"/>
+      <w:pPr>
+        <w:tabs>
+          <w:tab w:val="num" w:pos="5760"/>
+        </w:tabs>
+        <w:ind w:left="5760" w:hanging="360"/>
+      </w:pPr>
+      <w:rPr>
+        <w:rFonts w:ascii="Wingdings" w:hAnsi="Wingdings" w:hint="default"/>
+        <w:sz w:val="20"/>
+      </w:rPr>
+    </w:lvl>
+    <w:lvl w:ilvl="8" w:tentative="1">
+      <w:start w:val="1"/>
+      <w:numFmt w:val="bullet"/>
+      <w:lvlText w:val=""/>
+      <w:lvlJc w:val="left"/>
+      <w:pPr>
+        <w:tabs>
+          <w:tab w:val="num" w:pos="6480"/>
+        </w:tabs>
+        <w:ind w:left="6480" w:hanging="360"/>
+      </w:pPr>
+      <w:rPr>
+        <w:rFonts w:ascii="Wingdings" w:hAnsi="Wingdings" w:hint="default"/>
+        <w:sz w:val="20"/>
+      </w:rPr>
+    </w:lvl>
+  </w:abstractNum>
+  <w:abstractNum w:abstractNumId="5" w15:restartNumberingAfterBreak="0">
     <w:nsid w:val="220B4747"/>
     <w:multiLevelType w:val="hybridMultilevel"/>
     <w:tmpl w:val="4FDE4F6E"/>
@@ -1658,7 +3472,7 @@
       </w:pPr>
     </w:lvl>
   </w:abstractNum>
-  <w:abstractNum w:abstractNumId="4" w15:restartNumberingAfterBreak="0">
+  <w:abstractNum w:abstractNumId="6" w15:restartNumberingAfterBreak="0">
     <w:nsid w:val="2E443578"/>
     <w:multiLevelType w:val="hybridMultilevel"/>
     <w:tmpl w:val="E952A00A"/>
@@ -1798,19 +3612,177 @@
       </w:rPr>
     </w:lvl>
   </w:abstractNum>
+  <w:abstractNum w:abstractNumId="7" w15:restartNumberingAfterBreak="0">
+    <w:nsid w:val="7F775381"/>
+    <w:multiLevelType w:val="multilevel"/>
+    <w:tmpl w:val="AA7617C6"/>
+    <w:lvl w:ilvl="0">
+      <w:start w:val="1"/>
+      <w:numFmt w:val="bullet"/>
+      <w:lvlText w:val=""/>
+      <w:lvlJc w:val="left"/>
+      <w:pPr>
+        <w:tabs>
+          <w:tab w:val="num" w:pos="720"/>
+        </w:tabs>
+        <w:ind w:left="720" w:hanging="360"/>
+      </w:pPr>
+      <w:rPr>
+        <w:rFonts w:ascii="Symbol" w:hAnsi="Symbol" w:hint="default"/>
+        <w:sz w:val="20"/>
+      </w:rPr>
+    </w:lvl>
+    <w:lvl w:ilvl="1" w:tentative="1">
+      <w:start w:val="1"/>
+      <w:numFmt w:val="bullet"/>
+      <w:lvlText w:val="o"/>
+      <w:lvlJc w:val="left"/>
+      <w:pPr>
+        <w:tabs>
+          <w:tab w:val="num" w:pos="1440"/>
+        </w:tabs>
+        <w:ind w:left="1440" w:hanging="360"/>
+      </w:pPr>
+      <w:rPr>
+        <w:rFonts w:ascii="Courier New" w:hAnsi="Courier New" w:hint="default"/>
+        <w:sz w:val="20"/>
+      </w:rPr>
+    </w:lvl>
+    <w:lvl w:ilvl="2" w:tentative="1">
+      <w:start w:val="1"/>
+      <w:numFmt w:val="bullet"/>
+      <w:lvlText w:val=""/>
+      <w:lvlJc w:val="left"/>
+      <w:pPr>
+        <w:tabs>
+          <w:tab w:val="num" w:pos="2160"/>
+        </w:tabs>
+        <w:ind w:left="2160" w:hanging="360"/>
+      </w:pPr>
+      <w:rPr>
+        <w:rFonts w:ascii="Wingdings" w:hAnsi="Wingdings" w:hint="default"/>
+        <w:sz w:val="20"/>
+      </w:rPr>
+    </w:lvl>
+    <w:lvl w:ilvl="3" w:tentative="1">
+      <w:start w:val="1"/>
+      <w:numFmt w:val="bullet"/>
+      <w:lvlText w:val=""/>
+      <w:lvlJc w:val="left"/>
+      <w:pPr>
+        <w:tabs>
+          <w:tab w:val="num" w:pos="2880"/>
+        </w:tabs>
+        <w:ind w:left="2880" w:hanging="360"/>
+      </w:pPr>
+      <w:rPr>
+        <w:rFonts w:ascii="Wingdings" w:hAnsi="Wingdings" w:hint="default"/>
+        <w:sz w:val="20"/>
+      </w:rPr>
+    </w:lvl>
+    <w:lvl w:ilvl="4" w:tentative="1">
+      <w:start w:val="1"/>
+      <w:numFmt w:val="bullet"/>
+      <w:lvlText w:val=""/>
+      <w:lvlJc w:val="left"/>
+      <w:pPr>
+        <w:tabs>
+          <w:tab w:val="num" w:pos="3600"/>
+        </w:tabs>
+        <w:ind w:left="3600" w:hanging="360"/>
+      </w:pPr>
+      <w:rPr>
+        <w:rFonts w:ascii="Wingdings" w:hAnsi="Wingdings" w:hint="default"/>
+        <w:sz w:val="20"/>
+      </w:rPr>
+    </w:lvl>
+    <w:lvl w:ilvl="5" w:tentative="1">
+      <w:start w:val="1"/>
+      <w:numFmt w:val="bullet"/>
+      <w:lvlText w:val=""/>
+      <w:lvlJc w:val="left"/>
+      <w:pPr>
+        <w:tabs>
+          <w:tab w:val="num" w:pos="4320"/>
+        </w:tabs>
+        <w:ind w:left="4320" w:hanging="360"/>
+      </w:pPr>
+      <w:rPr>
+        <w:rFonts w:ascii="Wingdings" w:hAnsi="Wingdings" w:hint="default"/>
+        <w:sz w:val="20"/>
+      </w:rPr>
+    </w:lvl>
+    <w:lvl w:ilvl="6" w:tentative="1">
+      <w:start w:val="1"/>
+      <w:numFmt w:val="bullet"/>
+      <w:lvlText w:val=""/>
+      <w:lvlJc w:val="left"/>
+      <w:pPr>
+        <w:tabs>
+          <w:tab w:val="num" w:pos="5040"/>
+        </w:tabs>
+        <w:ind w:left="5040" w:hanging="360"/>
+      </w:pPr>
+      <w:rPr>
+        <w:rFonts w:ascii="Wingdings" w:hAnsi="Wingdings" w:hint="default"/>
+        <w:sz w:val="20"/>
+      </w:rPr>
+    </w:lvl>
+    <w:lvl w:ilvl="7" w:tentative="1">
+      <w:start w:val="1"/>
+      <w:numFmt w:val="bullet"/>
+      <w:lvlText w:val=""/>
+      <w:lvlJc w:val="left"/>
+      <w:pPr>
+        <w:tabs>
+          <w:tab w:val="num" w:pos="5760"/>
+        </w:tabs>
+        <w:ind w:left="5760" w:hanging="360"/>
+      </w:pPr>
+      <w:rPr>
+        <w:rFonts w:ascii="Wingdings" w:hAnsi="Wingdings" w:hint="default"/>
+        <w:sz w:val="20"/>
+      </w:rPr>
+    </w:lvl>
+    <w:lvl w:ilvl="8" w:tentative="1">
+      <w:start w:val="1"/>
+      <w:numFmt w:val="bullet"/>
+      <w:lvlText w:val=""/>
+      <w:lvlJc w:val="left"/>
+      <w:pPr>
+        <w:tabs>
+          <w:tab w:val="num" w:pos="6480"/>
+        </w:tabs>
+        <w:ind w:left="6480" w:hanging="360"/>
+      </w:pPr>
+      <w:rPr>
+        <w:rFonts w:ascii="Wingdings" w:hAnsi="Wingdings" w:hint="default"/>
+        <w:sz w:val="20"/>
+      </w:rPr>
+    </w:lvl>
+  </w:abstractNum>
   <w:num w:numId="1" w16cid:durableId="850529980">
-    <w:abstractNumId w:val="3"/>
+    <w:abstractNumId w:val="5"/>
   </w:num>
   <w:num w:numId="2" w16cid:durableId="1112700685">
     <w:abstractNumId w:val="0"/>
   </w:num>
   <w:num w:numId="3" w16cid:durableId="1337079111">
+    <w:abstractNumId w:val="3"/>
+  </w:num>
+  <w:num w:numId="4" w16cid:durableId="1992757995">
     <w:abstractNumId w:val="2"/>
   </w:num>
-  <w:num w:numId="4" w16cid:durableId="1992757995">
+  <w:num w:numId="5" w16cid:durableId="989795495">
+    <w:abstractNumId w:val="6"/>
+  </w:num>
+  <w:num w:numId="6" w16cid:durableId="1472285610">
     <w:abstractNumId w:val="1"/>
   </w:num>
-  <w:num w:numId="5" w16cid:durableId="989795495">
+  <w:num w:numId="7" w16cid:durableId="847868135">
+    <w:abstractNumId w:val="7"/>
+  </w:num>
+  <w:num w:numId="8" w16cid:durableId="1150099247">
     <w:abstractNumId w:val="4"/>
   </w:num>
 </w:numbering>
